--- a/18_PANDAS/PANDAS.docx
+++ b/18_PANDAS/PANDAS.docx
@@ -4109,86 +4109,20 @@
     <w:p>
       <w:pPr>
         <w:pStyle w:val="NoSpacing"/>
-        <w:rPr>
-          <w:lang w:val="en-GB"/>
-        </w:rPr>
-      </w:pPr>
-      <w:r>
-        <w:rPr>
-          <w:color w:val="00B050"/>
-          <w:lang w:val="en-GB"/>
-        </w:rPr>
-        <w:t xml:space="preserve">import </w:t>
-      </w:r>
-      <w:proofErr w:type="spellStart"/>
-      <w:proofErr w:type="gramStart"/>
-      <w:r>
-        <w:rPr>
-          <w:color w:val="00B050"/>
-          <w:lang w:val="en-GB"/>
-        </w:rPr>
-        <w:t>matplotlib.pyplot</w:t>
-      </w:r>
-      <w:proofErr w:type="spellEnd"/>
-      <w:proofErr w:type="gramEnd"/>
-      <w:r>
-        <w:rPr>
-          <w:color w:val="00B050"/>
-          <w:lang w:val="en-GB"/>
-        </w:rPr>
-        <w:t xml:space="preserve"> as </w:t>
-      </w:r>
-      <w:proofErr w:type="spellStart"/>
-      <w:r>
-        <w:rPr>
-          <w:color w:val="00B050"/>
-          <w:lang w:val="en-GB"/>
-        </w:rPr>
-        <w:t>plt</w:t>
-      </w:r>
-      <w:proofErr w:type="spellEnd"/>
-      <w:r>
-        <w:rPr>
-          <w:color w:val="00B050"/>
-          <w:lang w:val="en-GB"/>
-        </w:rPr>
-        <w:t xml:space="preserve"> </w:t>
-      </w:r>
-      <w:r>
-        <w:rPr>
-          <w:lang w:val="en-GB"/>
-        </w:rPr>
-        <w:t xml:space="preserve">– </w:t>
-      </w:r>
-      <w:proofErr w:type="spellStart"/>
-      <w:r>
-        <w:rPr>
-          <w:lang w:val="en-GB"/>
-        </w:rPr>
-        <w:t>biblioteka</w:t>
-      </w:r>
-      <w:proofErr w:type="spellEnd"/>
-      <w:r>
-        <w:rPr>
-          <w:lang w:val="en-GB"/>
-        </w:rPr>
-        <w:t xml:space="preserve"> do </w:t>
-      </w:r>
-      <w:proofErr w:type="spellStart"/>
-      <w:r>
-        <w:rPr>
-          <w:lang w:val="en-GB"/>
-        </w:rPr>
-        <w:t>wykresów</w:t>
-      </w:r>
-      <w:proofErr w:type="spellEnd"/>
-    </w:p>
-    <w:p>
-      <w:pPr>
-        <w:pStyle w:val="NoSpacing"/>
-        <w:rPr>
-          <w:lang w:val="en-GB"/>
-        </w:rPr>
+      </w:pPr>
+      <w:r>
+        <w:rPr>
+          <w:color w:val="00B050"/>
+        </w:rPr>
+        <w:t xml:space="preserve">import matplotlib.pyplot as plt </w:t>
+      </w:r>
+      <w:r>
+        <w:t>– biblioteka do wykresów</w:t>
+      </w:r>
+    </w:p>
+    <w:p>
+      <w:pPr>
+        <w:pStyle w:val="NoSpacing"/>
       </w:pPr>
     </w:p>
     <w:p>

--- a/18_PANDAS/PANDAS.docx
+++ b/18_PANDAS/PANDAS.docx
@@ -89,13 +89,23 @@
           <w:color w:val="00B050"/>
         </w:rPr>
       </w:pPr>
-      <w:r>
-        <w:rPr>
-          <w:b/>
-          <w:bCs/>
-          <w:color w:val="00B050"/>
-        </w:rPr>
-        <w:t>pd.Series(a)</w:t>
+      <w:proofErr w:type="spellStart"/>
+      <w:r>
+        <w:rPr>
+          <w:b/>
+          <w:bCs/>
+          <w:color w:val="00B050"/>
+        </w:rPr>
+        <w:t>pd.Series</w:t>
+      </w:r>
+      <w:proofErr w:type="spellEnd"/>
+      <w:r>
+        <w:rPr>
+          <w:b/>
+          <w:bCs/>
+          <w:color w:val="00B050"/>
+        </w:rPr>
+        <w:t>(a)</w:t>
       </w:r>
     </w:p>
     <w:p>
@@ -136,6 +146,7 @@
       <w:pPr>
         <w:pStyle w:val="NoSpacing"/>
       </w:pPr>
+      <w:proofErr w:type="spellStart"/>
       <w:r>
         <w:rPr>
           <w:color w:val="00B050"/>
@@ -148,7 +159,16 @@
           <w:bCs/>
           <w:color w:val="00B050"/>
         </w:rPr>
-        <w:t>iloc[0:2]</w:t>
+        <w:t>iloc</w:t>
+      </w:r>
+      <w:proofErr w:type="spellEnd"/>
+      <w:r>
+        <w:rPr>
+          <w:b/>
+          <w:bCs/>
+          <w:color w:val="00B050"/>
+        </w:rPr>
+        <w:t>[0:2]</w:t>
       </w:r>
       <w:r>
         <w:rPr>
@@ -178,23 +198,39 @@
         <w:t>ż</w:t>
       </w:r>
       <w:r>
-        <w:t xml:space="preserve"> 1 elementu series!</w:t>
-      </w:r>
-    </w:p>
-    <w:p>
-      <w:pPr>
-        <w:pStyle w:val="NoSpacing"/>
-      </w:pPr>
-    </w:p>
-    <w:p>
-      <w:pPr>
-        <w:pStyle w:val="NoSpacing"/>
-      </w:pPr>
-      <w:r>
-        <w:rPr>
-          <w:color w:val="00B050"/>
-        </w:rPr>
-        <w:t>pd.Series(a, index = ["x", "y"])</w:t>
+        <w:t xml:space="preserve"> 1 elementu </w:t>
+      </w:r>
+      <w:proofErr w:type="spellStart"/>
+      <w:r>
+        <w:t>series</w:t>
+      </w:r>
+      <w:proofErr w:type="spellEnd"/>
+      <w:r>
+        <w:t>!</w:t>
+      </w:r>
+    </w:p>
+    <w:p>
+      <w:pPr>
+        <w:pStyle w:val="NoSpacing"/>
+      </w:pPr>
+    </w:p>
+    <w:p>
+      <w:pPr>
+        <w:pStyle w:val="NoSpacing"/>
+      </w:pPr>
+      <w:proofErr w:type="spellStart"/>
+      <w:r>
+        <w:rPr>
+          <w:color w:val="00B050"/>
+        </w:rPr>
+        <w:t>pd.Series</w:t>
+      </w:r>
+      <w:proofErr w:type="spellEnd"/>
+      <w:r>
+        <w:rPr>
+          <w:color w:val="00B050"/>
+        </w:rPr>
+        <w:t>(a, index = ["x", "y"])</w:t>
       </w:r>
       <w:r>
         <w:t xml:space="preserve"> </w:t>
@@ -245,7 +281,25 @@
           <w:bCs/>
           <w:color w:val="00B050"/>
         </w:rPr>
-        <w:t>loc["a":"c"]</w:t>
+        <w:t>loc["</w:t>
+      </w:r>
+      <w:proofErr w:type="spellStart"/>
+      <w:r>
+        <w:rPr>
+          <w:b/>
+          <w:bCs/>
+          <w:color w:val="00B050"/>
+        </w:rPr>
+        <w:t>a":"c</w:t>
+      </w:r>
+      <w:proofErr w:type="spellEnd"/>
+      <w:r>
+        <w:rPr>
+          <w:b/>
+          <w:bCs/>
+          <w:color w:val="00B050"/>
+        </w:rPr>
+        <w:t>"]</w:t>
       </w:r>
       <w:r>
         <w:rPr>
@@ -273,7 +327,21 @@
         <w:rPr>
           <w:color w:val="00B050"/>
         </w:rPr>
-        <w:t xml:space="preserve">.loc </w:t>
+        <w:t>.</w:t>
+      </w:r>
+      <w:proofErr w:type="spellStart"/>
+      <w:r>
+        <w:rPr>
+          <w:color w:val="00B050"/>
+        </w:rPr>
+        <w:t>loc</w:t>
+      </w:r>
+      <w:proofErr w:type="spellEnd"/>
+      <w:r>
+        <w:rPr>
+          <w:color w:val="00B050"/>
+        </w:rPr>
+        <w:t xml:space="preserve"> </w:t>
       </w:r>
       <w:r>
         <w:t xml:space="preserve">– do </w:t>
@@ -292,7 +360,21 @@
         <w:rPr>
           <w:color w:val="00B050"/>
         </w:rPr>
-        <w:t xml:space="preserve">.iloc </w:t>
+        <w:t>.</w:t>
+      </w:r>
+      <w:proofErr w:type="spellStart"/>
+      <w:r>
+        <w:rPr>
+          <w:color w:val="00B050"/>
+        </w:rPr>
+        <w:t>iloc</w:t>
+      </w:r>
+      <w:proofErr w:type="spellEnd"/>
+      <w:r>
+        <w:rPr>
+          <w:color w:val="00B050"/>
+        </w:rPr>
+        <w:t xml:space="preserve"> </w:t>
       </w:r>
       <w:r>
         <w:t xml:space="preserve">– do </w:t>
@@ -334,18 +416,31 @@
         <w:pStyle w:val="NoSpacing"/>
       </w:pPr>
       <w:r>
-        <w:t>s = nazwa series</w:t>
-      </w:r>
-    </w:p>
-    <w:p>
-      <w:pPr>
-        <w:pStyle w:val="NoSpacing"/>
-      </w:pPr>
-      <w:r>
-        <w:rPr>
-          <w:color w:val="00B050"/>
-        </w:rPr>
-        <w:t xml:space="preserve">s.mean() </w:t>
+        <w:t xml:space="preserve">s = nazwa </w:t>
+      </w:r>
+      <w:proofErr w:type="spellStart"/>
+      <w:r>
+        <w:t>series</w:t>
+      </w:r>
+      <w:proofErr w:type="spellEnd"/>
+    </w:p>
+    <w:p>
+      <w:pPr>
+        <w:pStyle w:val="NoSpacing"/>
+      </w:pPr>
+      <w:proofErr w:type="spellStart"/>
+      <w:r>
+        <w:rPr>
+          <w:color w:val="00B050"/>
+        </w:rPr>
+        <w:t>s.mean</w:t>
+      </w:r>
+      <w:proofErr w:type="spellEnd"/>
+      <w:r>
+        <w:rPr>
+          <w:color w:val="00B050"/>
+        </w:rPr>
+        <w:t xml:space="preserve">() </w:t>
       </w:r>
       <w:r>
         <w:t>– średnia arytmetyczna</w:t>
@@ -355,11 +450,19 @@
       <w:pPr>
         <w:pStyle w:val="NoSpacing"/>
       </w:pPr>
-      <w:r>
-        <w:rPr>
-          <w:color w:val="00B050"/>
-        </w:rPr>
-        <w:t>s.sum()</w:t>
+      <w:proofErr w:type="spellStart"/>
+      <w:r>
+        <w:rPr>
+          <w:color w:val="00B050"/>
+        </w:rPr>
+        <w:t>s.sum</w:t>
+      </w:r>
+      <w:proofErr w:type="spellEnd"/>
+      <w:r>
+        <w:rPr>
+          <w:color w:val="00B050"/>
+        </w:rPr>
+        <w:t>()</w:t>
       </w:r>
       <w:r>
         <w:t xml:space="preserve"> – suma wszystkich wartości</w:t>
@@ -369,11 +472,19 @@
       <w:pPr>
         <w:pStyle w:val="NoSpacing"/>
       </w:pPr>
-      <w:r>
-        <w:rPr>
-          <w:color w:val="00B050"/>
-        </w:rPr>
-        <w:t xml:space="preserve">s.min() </w:t>
+      <w:proofErr w:type="spellStart"/>
+      <w:r>
+        <w:rPr>
+          <w:color w:val="00B050"/>
+        </w:rPr>
+        <w:t>s.min</w:t>
+      </w:r>
+      <w:proofErr w:type="spellEnd"/>
+      <w:r>
+        <w:rPr>
+          <w:color w:val="00B050"/>
+        </w:rPr>
+        <w:t xml:space="preserve">() </w:t>
       </w:r>
       <w:r>
         <w:t>– najmniejsza wartość</w:t>
@@ -383,11 +494,19 @@
       <w:pPr>
         <w:pStyle w:val="NoSpacing"/>
       </w:pPr>
-      <w:r>
-        <w:rPr>
-          <w:color w:val="00B050"/>
-        </w:rPr>
-        <w:t xml:space="preserve">s.max() </w:t>
+      <w:proofErr w:type="spellStart"/>
+      <w:r>
+        <w:rPr>
+          <w:color w:val="00B050"/>
+        </w:rPr>
+        <w:t>s.max</w:t>
+      </w:r>
+      <w:proofErr w:type="spellEnd"/>
+      <w:r>
+        <w:rPr>
+          <w:color w:val="00B050"/>
+        </w:rPr>
+        <w:t xml:space="preserve">() </w:t>
       </w:r>
       <w:r>
         <w:t>– największa wartość</w:t>
@@ -397,11 +516,19 @@
       <w:pPr>
         <w:pStyle w:val="NoSpacing"/>
       </w:pPr>
-      <w:r>
-        <w:rPr>
-          <w:color w:val="00B050"/>
-        </w:rPr>
-        <w:t xml:space="preserve">s.median() </w:t>
+      <w:proofErr w:type="spellStart"/>
+      <w:r>
+        <w:rPr>
+          <w:color w:val="00B050"/>
+        </w:rPr>
+        <w:t>s.median</w:t>
+      </w:r>
+      <w:proofErr w:type="spellEnd"/>
+      <w:r>
+        <w:rPr>
+          <w:color w:val="00B050"/>
+        </w:rPr>
+        <w:t xml:space="preserve">() </w:t>
       </w:r>
       <w:r>
         <w:t>– mediana (wartość środkowa)</w:t>
@@ -411,43 +538,88 @@
       <w:pPr>
         <w:pStyle w:val="NoSpacing"/>
       </w:pPr>
-      <w:r>
-        <w:rPr>
-          <w:color w:val="00B050"/>
-        </w:rPr>
-        <w:t xml:space="preserve">s.std() </w:t>
-      </w:r>
-      <w:r>
-        <w:t>– odchylenie standardowe (sample, dzielone przez n−1)</w:t>
-      </w:r>
-    </w:p>
-    <w:p>
-      <w:pPr>
-        <w:pStyle w:val="NoSpacing"/>
-      </w:pPr>
-      <w:r>
-        <w:rPr>
-          <w:color w:val="00B050"/>
-        </w:rPr>
-        <w:t xml:space="preserve">s.var() </w:t>
-      </w:r>
-      <w:r>
-        <w:t>– wariancja (sample)</w:t>
-      </w:r>
-    </w:p>
-    <w:p>
-      <w:pPr>
-        <w:pStyle w:val="NoSpacing"/>
-      </w:pPr>
-      <w:r>
-        <w:rPr>
-          <w:color w:val="00B050"/>
-        </w:rPr>
-        <w:t xml:space="preserve">s.count() </w:t>
-      </w:r>
-      <w:r>
-        <w:t>– liczba elementów niebędących NaN</w:t>
-      </w:r>
+      <w:proofErr w:type="spellStart"/>
+      <w:r>
+        <w:rPr>
+          <w:color w:val="00B050"/>
+        </w:rPr>
+        <w:t>s.std</w:t>
+      </w:r>
+      <w:proofErr w:type="spellEnd"/>
+      <w:r>
+        <w:rPr>
+          <w:color w:val="00B050"/>
+        </w:rPr>
+        <w:t xml:space="preserve">() </w:t>
+      </w:r>
+      <w:r>
+        <w:t>– odchylenie standardowe (</w:t>
+      </w:r>
+      <w:proofErr w:type="spellStart"/>
+      <w:r>
+        <w:t>sample</w:t>
+      </w:r>
+      <w:proofErr w:type="spellEnd"/>
+      <w:r>
+        <w:t>, dzielone przez n−1)</w:t>
+      </w:r>
+    </w:p>
+    <w:p>
+      <w:pPr>
+        <w:pStyle w:val="NoSpacing"/>
+      </w:pPr>
+      <w:proofErr w:type="spellStart"/>
+      <w:r>
+        <w:rPr>
+          <w:color w:val="00B050"/>
+        </w:rPr>
+        <w:t>s.var</w:t>
+      </w:r>
+      <w:proofErr w:type="spellEnd"/>
+      <w:r>
+        <w:rPr>
+          <w:color w:val="00B050"/>
+        </w:rPr>
+        <w:t xml:space="preserve">() </w:t>
+      </w:r>
+      <w:r>
+        <w:t>– wariancja (</w:t>
+      </w:r>
+      <w:proofErr w:type="spellStart"/>
+      <w:r>
+        <w:t>sample</w:t>
+      </w:r>
+      <w:proofErr w:type="spellEnd"/>
+      <w:r>
+        <w:t>)</w:t>
+      </w:r>
+    </w:p>
+    <w:p>
+      <w:pPr>
+        <w:pStyle w:val="NoSpacing"/>
+      </w:pPr>
+      <w:proofErr w:type="spellStart"/>
+      <w:r>
+        <w:rPr>
+          <w:color w:val="00B050"/>
+        </w:rPr>
+        <w:t>s.count</w:t>
+      </w:r>
+      <w:proofErr w:type="spellEnd"/>
+      <w:r>
+        <w:rPr>
+          <w:color w:val="00B050"/>
+        </w:rPr>
+        <w:t xml:space="preserve">() </w:t>
+      </w:r>
+      <w:r>
+        <w:t xml:space="preserve">– liczba elementów niebędących </w:t>
+      </w:r>
+      <w:proofErr w:type="spellStart"/>
+      <w:r>
+        <w:t>NaN</w:t>
+      </w:r>
+      <w:proofErr w:type="spellEnd"/>
     </w:p>
     <w:p>
       <w:pPr>
@@ -488,1247 +660,1163 @@
           <w:iCs/>
         </w:rPr>
       </w:pPr>
+      <w:proofErr w:type="spellStart"/>
       <w:r>
         <w:rPr>
           <w:i/>
           <w:iCs/>
         </w:rPr>
-        <w:t>DataFrame - tabela 2D z wieloma kolumnami i wierszami</w:t>
-      </w:r>
-    </w:p>
-    <w:p>
-      <w:pPr>
-        <w:pStyle w:val="NoSpacing"/>
-      </w:pPr>
-    </w:p>
-    <w:p>
-      <w:pPr>
-        <w:pStyle w:val="NoSpacing"/>
-      </w:pPr>
-      <w:r>
-        <w:rPr>
-          <w:b/>
-          <w:bCs/>
-          <w:color w:val="00B050"/>
-        </w:rPr>
-        <w:t>pd.DataFrame(b)</w:t>
-      </w:r>
-      <w:r>
-        <w:rPr>
-          <w:color w:val="00B050"/>
-        </w:rPr>
-        <w:t xml:space="preserve"> </w:t>
-      </w:r>
-      <w:r>
-        <w:t>– tworzy data frame z e</w:t>
-      </w:r>
-      <w:r>
-        <w:t>lementu b (może to być np. słownik)</w:t>
-      </w:r>
-    </w:p>
-    <w:p>
-      <w:pPr>
-        <w:pStyle w:val="NoSpacing"/>
-      </w:pPr>
-    </w:p>
-    <w:p>
-      <w:pPr>
-        <w:pStyle w:val="NoSpacing"/>
-      </w:pPr>
-      <w:r>
-        <w:rPr>
-          <w:color w:val="00B050"/>
-        </w:rPr>
-        <w:t>df = pd.DataFrame(b)</w:t>
-      </w:r>
-      <w:r>
-        <w:rPr>
-          <w:color w:val="00B050"/>
-        </w:rPr>
-        <w:t xml:space="preserve"> </w:t>
-      </w:r>
-      <w:r>
-        <w:t>–</w:t>
-      </w:r>
-      <w:r>
-        <w:t xml:space="preserve"> przypi</w:t>
-      </w:r>
-      <w:r>
-        <w:t>suje obiekt jakim jest data frame do „df”</w:t>
-      </w:r>
-    </w:p>
-    <w:p>
-      <w:pPr>
-        <w:pStyle w:val="NoSpacing"/>
-      </w:pPr>
-    </w:p>
-    <w:p>
-      <w:pPr>
-        <w:pStyle w:val="NoSpacing"/>
-      </w:pPr>
-      <w:r>
-        <w:rPr>
-          <w:color w:val="00B050"/>
-        </w:rPr>
-        <w:t>df.</w:t>
-      </w:r>
-      <w:r>
-        <w:rPr>
-          <w:b/>
-          <w:bCs/>
-          <w:color w:val="00B050"/>
-        </w:rPr>
-        <w:t>loc[1]</w:t>
-      </w:r>
-      <w:r>
-        <w:rPr>
-          <w:color w:val="00B050"/>
-        </w:rPr>
-        <w:t xml:space="preserve"> </w:t>
-      </w:r>
-      <w:r>
-        <w:t xml:space="preserve">- </w:t>
-      </w:r>
-      <w:r>
-        <w:rPr>
-          <w:u w:val="single"/>
-        </w:rPr>
-        <w:t>odwolywanie si</w:t>
-      </w:r>
-      <w:r>
-        <w:rPr>
-          <w:u w:val="single"/>
-        </w:rPr>
-        <w:t>ę</w:t>
-      </w:r>
-      <w:r>
-        <w:t xml:space="preserve"> do specyficznego wiersza data frame'u (</w:t>
-      </w:r>
-      <w:r>
-        <w:rPr>
-          <w:b/>
-          <w:bCs/>
-        </w:rPr>
-        <w:t>tutaj nr 1 czyli 2-gi</w:t>
-      </w:r>
-      <w:r>
-        <w:t>)</w:t>
-      </w:r>
-    </w:p>
-    <w:p>
-      <w:pPr>
-        <w:pStyle w:val="NoSpacing"/>
-      </w:pPr>
-    </w:p>
-    <w:p>
-      <w:pPr>
-        <w:pStyle w:val="NoSpacing"/>
-      </w:pPr>
-      <w:r>
-        <w:rPr>
-          <w:color w:val="00B050"/>
-        </w:rPr>
-        <w:t>df.</w:t>
-      </w:r>
-      <w:r>
-        <w:rPr>
-          <w:b/>
-          <w:bCs/>
-          <w:color w:val="00B050"/>
-        </w:rPr>
-        <w:t>loc[0, 1]</w:t>
-      </w:r>
-      <w:r>
-        <w:rPr>
-          <w:color w:val="00B050"/>
-        </w:rPr>
-        <w:t xml:space="preserve"> </w:t>
-      </w:r>
-      <w:r>
-        <w:t xml:space="preserve">- </w:t>
-      </w:r>
-      <w:r>
-        <w:rPr>
-          <w:u w:val="single"/>
-        </w:rPr>
-        <w:t>odwolywanie się</w:t>
-      </w:r>
-      <w:r>
-        <w:t xml:space="preserve"> do wierszy </w:t>
-      </w:r>
-      <w:r>
-        <w:rPr>
-          <w:b/>
-          <w:bCs/>
-        </w:rPr>
-        <w:t>od 0 do 1</w:t>
-      </w:r>
-      <w:r>
-        <w:t xml:space="preserve"> </w:t>
-      </w:r>
-    </w:p>
-    <w:p>
-      <w:pPr>
-        <w:pStyle w:val="NoSpacing"/>
-      </w:pPr>
-    </w:p>
-    <w:p>
-      <w:pPr>
-        <w:pStyle w:val="NoSpacing"/>
-      </w:pPr>
-      <w:r>
-        <w:rPr>
-          <w:color w:val="00B050"/>
-        </w:rPr>
-        <w:t xml:space="preserve">df["NAZWA_KOLUMNY"] </w:t>
-      </w:r>
-      <w:r>
-        <w:t>– odwoływanie się do konkretnej kolumny, zwraca SERIES</w:t>
-      </w:r>
-    </w:p>
-    <w:p>
-      <w:pPr>
-        <w:pStyle w:val="NoSpacing"/>
-        <w:rPr>
-          <w:color w:val="00B050"/>
-        </w:rPr>
-      </w:pPr>
-    </w:p>
-    <w:p>
-      <w:pPr>
-        <w:pStyle w:val="NoSpacing"/>
-        <w:rPr>
-          <w:color w:val="00B050"/>
-        </w:rPr>
-      </w:pPr>
-      <w:r>
-        <w:rPr>
-          <w:color w:val="00B050"/>
-        </w:rPr>
-        <w:lastRenderedPageBreak/>
-        <w:t>df[</w:t>
-      </w:r>
-      <w:r>
-        <w:rPr>
-          <w:color w:val="00B050"/>
-        </w:rPr>
-        <w:t>["NAZWA_KOLUMNY"]</w:t>
-      </w:r>
-      <w:r>
-        <w:rPr>
-          <w:color w:val="00B050"/>
-        </w:rPr>
-        <w:t>]</w:t>
-      </w:r>
-      <w:r>
-        <w:t xml:space="preserve"> - </w:t>
-      </w:r>
-      <w:r>
-        <w:rPr>
-          <w:b/>
-          <w:bCs/>
-        </w:rPr>
-        <w:t>odwoływanie się do konkretnej kolumny</w:t>
-      </w:r>
-      <w:r>
-        <w:t>, zwraca DATA FRAME!</w:t>
-      </w:r>
-    </w:p>
-    <w:p>
-      <w:pPr>
-        <w:pStyle w:val="NoSpacing"/>
-        <w:rPr>
-          <w:color w:val="00B050"/>
-        </w:rPr>
-      </w:pPr>
-    </w:p>
-    <w:p>
-      <w:pPr>
-        <w:pStyle w:val="NoSpacing"/>
-        <w:rPr>
-          <w:color w:val="00B050"/>
-        </w:rPr>
-      </w:pPr>
-      <w:r>
-        <w:rPr>
-          <w:color w:val="00B050"/>
-        </w:rPr>
-        <w:t>df[</w:t>
-      </w:r>
-      <w:r>
-        <w:rPr>
-          <w:color w:val="00B050"/>
-        </w:rPr>
-        <w:t>["NAZWA_KOLUMNY</w:t>
-      </w:r>
-      <w:r>
-        <w:rPr>
-          <w:color w:val="00B050"/>
-        </w:rPr>
-        <w:t>_1</w:t>
-      </w:r>
-      <w:r>
-        <w:rPr>
-          <w:color w:val="00B050"/>
-        </w:rPr>
-        <w:t>"</w:t>
-      </w:r>
-      <w:r>
-        <w:rPr>
-          <w:color w:val="00B050"/>
-        </w:rPr>
-        <w:t>, „NAZWA_KOLUMNY_2</w:t>
-      </w:r>
-      <w:r>
-        <w:rPr>
-          <w:color w:val="00B050"/>
-        </w:rPr>
-        <w:t>]</w:t>
-      </w:r>
-      <w:r>
-        <w:rPr>
-          <w:color w:val="00B050"/>
-        </w:rPr>
-        <w:t xml:space="preserve">] </w:t>
-      </w:r>
-      <w:r>
-        <w:t xml:space="preserve">- </w:t>
-      </w:r>
-      <w:r>
-        <w:rPr>
-          <w:b/>
-          <w:bCs/>
-        </w:rPr>
-        <w:t>odwoływanie się do kilku kolumn</w:t>
-      </w:r>
-    </w:p>
-    <w:p>
-      <w:pPr>
-        <w:pStyle w:val="NoSpacing"/>
-        <w:rPr>
-          <w:color w:val="00B050"/>
-        </w:rPr>
-      </w:pPr>
-    </w:p>
-    <w:p>
-      <w:pPr>
-        <w:pStyle w:val="NoSpacing"/>
-      </w:pPr>
-      <w:r>
-        <w:rPr>
-          <w:color w:val="00B050"/>
-        </w:rPr>
-        <w:t>df[df["wiek"] &gt; 30]</w:t>
-      </w:r>
-      <w:r>
-        <w:rPr>
-          <w:color w:val="00B050"/>
-        </w:rPr>
-        <w:t xml:space="preserve"> </w:t>
-      </w:r>
-      <w:r>
-        <w:t xml:space="preserve">– jeśli w moim data framie o nazwie df jest kolumna wiek, to </w:t>
-      </w:r>
-      <w:r>
-        <w:rPr>
-          <w:b/>
-          <w:bCs/>
-        </w:rPr>
-        <w:t>ten kod zwraca tylko wiersze gdzie</w:t>
-      </w:r>
-      <w:r>
-        <w:t xml:space="preserve"> wiek &gt; 30 </w:t>
-      </w:r>
-    </w:p>
-    <w:p>
-      <w:pPr>
-        <w:pStyle w:val="NoSpacing"/>
-      </w:pPr>
-    </w:p>
-    <w:p>
-      <w:pPr>
-        <w:pStyle w:val="NoSpacing"/>
-      </w:pPr>
-      <w:r>
-        <w:rPr>
-          <w:color w:val="00B050"/>
-        </w:rPr>
-        <w:t xml:space="preserve">df[df["wiek"] &gt; 30][["imię", "wiek"]] </w:t>
-      </w:r>
-      <w:r>
-        <w:t xml:space="preserve">– tutaj </w:t>
-      </w:r>
-      <w:r>
-        <w:rPr>
-          <w:b/>
-          <w:bCs/>
-        </w:rPr>
-        <w:t>wyświetli</w:t>
-      </w:r>
-      <w:r>
-        <w:t xml:space="preserve"> mi</w:t>
-      </w:r>
-      <w:r>
-        <w:rPr>
-          <w:b/>
-          <w:bCs/>
-        </w:rPr>
-        <w:t xml:space="preserve"> zamiast wszystkich</w:t>
-      </w:r>
-      <w:r>
-        <w:t xml:space="preserve"> 3 </w:t>
-      </w:r>
-      <w:r>
-        <w:rPr>
-          <w:b/>
-          <w:bCs/>
-        </w:rPr>
-        <w:t>kolumn tylko</w:t>
-      </w:r>
-      <w:r>
-        <w:t xml:space="preserve"> imię i wiek (dla osób powyżej 30)</w:t>
-      </w:r>
-    </w:p>
-    <w:p>
-      <w:pPr>
-        <w:pStyle w:val="NoSpacing"/>
-      </w:pPr>
-    </w:p>
-    <w:p>
-      <w:pPr>
-        <w:pStyle w:val="NoSpacing"/>
-      </w:pPr>
-      <w:r>
-        <w:rPr>
-          <w:b/>
-          <w:bCs/>
-          <w:color w:val="00B050"/>
-        </w:rPr>
-        <w:t xml:space="preserve">df["nowa_kolumna"] = [1, 2, 3, 4, 5] </w:t>
-      </w:r>
-      <w:r>
-        <w:t xml:space="preserve">– </w:t>
-      </w:r>
-      <w:r>
-        <w:rPr>
-          <w:b/>
-          <w:bCs/>
-        </w:rPr>
-        <w:t>utworzenie nowej kolumny</w:t>
-      </w:r>
-      <w:r>
-        <w:t>, liczba jej elementów musi się zgadzać z aktualną liczbą wierszy</w:t>
-      </w:r>
-    </w:p>
-    <w:p>
-      <w:pPr>
-        <w:pStyle w:val="NoSpacing"/>
-      </w:pPr>
-    </w:p>
-    <w:p>
-      <w:pPr>
-        <w:pStyle w:val="NoSpacing"/>
-      </w:pPr>
-      <w:r>
-        <w:rPr>
-          <w:color w:val="00B050"/>
-        </w:rPr>
-        <w:t xml:space="preserve">df.loc[len(df)] = ["Anna", 30, "Gdańsk"] </w:t>
-      </w:r>
-      <w:r>
-        <w:t xml:space="preserve">– dodanie wiersza </w:t>
-      </w:r>
-    </w:p>
-    <w:p>
-      <w:pPr>
-        <w:pStyle w:val="NoSpacing"/>
-      </w:pPr>
-    </w:p>
-    <w:p>
-      <w:pPr>
-        <w:pStyle w:val="NoSpacing"/>
-        <w:rPr>
-          <w:b/>
-          <w:bCs/>
-        </w:rPr>
-      </w:pPr>
-      <w:r>
-        <w:rPr>
-          <w:color w:val="00B050"/>
-        </w:rPr>
-        <w:t xml:space="preserve">df["pełnoletni"] = df["wiek"] &gt;= 18 </w:t>
-      </w:r>
-      <w:r>
-        <w:t xml:space="preserve">– </w:t>
-      </w:r>
-      <w:r>
-        <w:rPr>
-          <w:b/>
-          <w:bCs/>
-        </w:rPr>
-        <w:t>kolumna z true/false</w:t>
-      </w:r>
-    </w:p>
-    <w:p>
-      <w:pPr>
-        <w:pStyle w:val="NoSpacing"/>
-        <w:rPr>
-          <w:color w:val="00B050"/>
-        </w:rPr>
-      </w:pPr>
-    </w:p>
-    <w:p>
-      <w:pPr>
-        <w:pStyle w:val="NoSpacing"/>
-        <w:rPr>
-          <w:color w:val="00B050"/>
-          <w:lang w:val="en-GB"/>
-        </w:rPr>
-      </w:pPr>
-      <w:r>
-        <w:rPr>
-          <w:color w:val="00B050"/>
-          <w:lang w:val="en-GB"/>
-        </w:rPr>
-        <w:t xml:space="preserve">pd.DataFrame(b, index = ["day1", "day2", "day3"]) </w:t>
-      </w:r>
-      <w:r>
-        <w:rPr>
-          <w:lang w:val="en-GB"/>
-        </w:rPr>
-        <w:t>- argument index pozwala nazywać indeksy</w:t>
-      </w:r>
-    </w:p>
-    <w:p>
-      <w:pPr>
-        <w:pStyle w:val="NoSpacing"/>
-        <w:rPr>
-          <w:lang w:val="en-GB"/>
-        </w:rPr>
-      </w:pPr>
-    </w:p>
-    <w:p>
-      <w:pPr>
-        <w:pStyle w:val="NoSpacing"/>
-      </w:pPr>
-      <w:r>
-        <w:rPr>
-          <w:color w:val="00B050"/>
-        </w:rPr>
-        <w:t xml:space="preserve">df.loc["day1"] </w:t>
-      </w:r>
-      <w:r>
-        <w:t xml:space="preserve">- można </w:t>
-      </w:r>
-      <w:r>
-        <w:rPr>
-          <w:u w:val="single"/>
-        </w:rPr>
-        <w:t>odwoływać sie</w:t>
-      </w:r>
-      <w:r>
-        <w:t xml:space="preserve"> do indeksów za pomocą ich nazw</w:t>
-      </w:r>
-    </w:p>
-    <w:p>
-      <w:pPr>
-        <w:pStyle w:val="NoSpacing"/>
-      </w:pPr>
-    </w:p>
-    <w:p>
-      <w:pPr>
-        <w:pStyle w:val="NoSpacing"/>
-      </w:pPr>
-      <w:r>
-        <w:rPr>
-          <w:color w:val="00B050"/>
-        </w:rPr>
-        <w:t>df2.</w:t>
-      </w:r>
-      <w:r>
-        <w:rPr>
-          <w:b/>
-          <w:bCs/>
-          <w:color w:val="00B050"/>
-        </w:rPr>
-        <w:t>columns = ["kolumna a", "kolumna b"]</w:t>
-      </w:r>
-      <w:r>
-        <w:t xml:space="preserve"> - zmiana nazw nagłówków, uwaga: liczba musi się zgadzać z liczba kolumn</w:t>
-      </w:r>
-    </w:p>
-    <w:p>
-      <w:pPr>
-        <w:pStyle w:val="NoSpacing"/>
-      </w:pPr>
-    </w:p>
-    <w:p>
-      <w:pPr>
-        <w:pStyle w:val="NoSpacing"/>
-      </w:pPr>
-      <w:r>
-        <w:rPr>
-          <w:color w:val="00B050"/>
-        </w:rPr>
-        <w:t>df2.</w:t>
-      </w:r>
-      <w:r>
-        <w:rPr>
-          <w:b/>
-          <w:bCs/>
-          <w:color w:val="00B050"/>
-        </w:rPr>
-        <w:t>columns</w:t>
-      </w:r>
-      <w:r>
-        <w:rPr>
-          <w:color w:val="00B050"/>
-        </w:rPr>
-        <w:t xml:space="preserve"> </w:t>
-      </w:r>
-      <w:r>
-        <w:t>– wyświetla listę kolumn</w:t>
-      </w:r>
-    </w:p>
-    <w:p>
-      <w:pPr>
-        <w:pStyle w:val="NoSpacing"/>
-        <w:rPr>
-          <w:color w:val="00B050"/>
-        </w:rPr>
-      </w:pPr>
-    </w:p>
-    <w:p>
-      <w:pPr>
-        <w:pStyle w:val="NoSpacing"/>
-      </w:pPr>
-      <w:r>
-        <w:rPr>
-          <w:b/>
-          <w:bCs/>
-          <w:color w:val="00B050"/>
-        </w:rPr>
-        <w:t>len</w:t>
-      </w:r>
-      <w:r>
-        <w:rPr>
-          <w:color w:val="00B050"/>
-        </w:rPr>
-        <w:t xml:space="preserve">(df2) </w:t>
-      </w:r>
-      <w:r>
-        <w:t xml:space="preserve">– </w:t>
-      </w:r>
-      <w:r>
-        <w:rPr>
-          <w:b/>
-          <w:bCs/>
-        </w:rPr>
-        <w:t>liczba wierszy</w:t>
-      </w:r>
-      <w:r>
-        <w:t xml:space="preserve"> data frame’u</w:t>
-      </w:r>
-    </w:p>
-    <w:p>
-      <w:pPr>
-        <w:pStyle w:val="NoSpacing"/>
-      </w:pPr>
-    </w:p>
-    <w:p>
-      <w:pPr>
-        <w:pStyle w:val="NoSpacing"/>
-      </w:pPr>
-      <w:r>
-        <w:rPr>
-          <w:b/>
-          <w:bCs/>
-          <w:color w:val="00B050"/>
-        </w:rPr>
-        <w:t>nunique</w:t>
-      </w:r>
-      <w:r>
-        <w:rPr>
-          <w:color w:val="00B050"/>
-        </w:rPr>
-        <w:t xml:space="preserve">() </w:t>
-      </w:r>
-      <w:r>
-        <w:t xml:space="preserve">(np. </w:t>
-      </w:r>
+        <w:t>DataFrame</w:t>
+      </w:r>
+      <w:proofErr w:type="spellEnd"/>
       <w:r>
         <w:rPr>
           <w:i/>
           <w:iCs/>
         </w:rPr>
-        <w:t>df.nunique()</w:t>
-      </w:r>
-      <w:r>
-        <w:t xml:space="preserve"> dla całego df lub </w:t>
-      </w:r>
+        <w:t xml:space="preserve"> - tabela 2D z wieloma kolumnami i wierszami</w:t>
+      </w:r>
+    </w:p>
+    <w:p>
+      <w:pPr>
+        <w:pStyle w:val="NoSpacing"/>
+      </w:pPr>
+    </w:p>
+    <w:p>
+      <w:pPr>
+        <w:pStyle w:val="NoSpacing"/>
+      </w:pPr>
+      <w:proofErr w:type="spellStart"/>
+      <w:r>
+        <w:rPr>
+          <w:b/>
+          <w:bCs/>
+          <w:color w:val="00B050"/>
+        </w:rPr>
+        <w:t>pd.DataFrame</w:t>
+      </w:r>
+      <w:proofErr w:type="spellEnd"/>
+      <w:r>
+        <w:rPr>
+          <w:b/>
+          <w:bCs/>
+          <w:color w:val="00B050"/>
+        </w:rPr>
+        <w:t>(b)</w:t>
+      </w:r>
+      <w:r>
+        <w:rPr>
+          <w:color w:val="00B050"/>
+        </w:rPr>
+        <w:t xml:space="preserve"> </w:t>
+      </w:r>
+      <w:r>
+        <w:t xml:space="preserve">– tworzy data </w:t>
+      </w:r>
+      <w:proofErr w:type="spellStart"/>
+      <w:r>
+        <w:t>frame</w:t>
+      </w:r>
+      <w:proofErr w:type="spellEnd"/>
+      <w:r>
+        <w:t xml:space="preserve"> z e</w:t>
+      </w:r>
+      <w:r>
+        <w:t>lementu b (może to być np. słownik)</w:t>
+      </w:r>
+    </w:p>
+    <w:p>
+      <w:pPr>
+        <w:pStyle w:val="NoSpacing"/>
+      </w:pPr>
+    </w:p>
+    <w:p>
+      <w:pPr>
+        <w:pStyle w:val="NoSpacing"/>
+      </w:pPr>
+      <w:proofErr w:type="spellStart"/>
+      <w:r>
+        <w:rPr>
+          <w:color w:val="00B050"/>
+        </w:rPr>
+        <w:t>df</w:t>
+      </w:r>
+      <w:proofErr w:type="spellEnd"/>
+      <w:r>
+        <w:rPr>
+          <w:color w:val="00B050"/>
+        </w:rPr>
+        <w:t xml:space="preserve"> = </w:t>
+      </w:r>
+      <w:proofErr w:type="spellStart"/>
+      <w:r>
+        <w:rPr>
+          <w:color w:val="00B050"/>
+        </w:rPr>
+        <w:t>pd.DataFrame</w:t>
+      </w:r>
+      <w:proofErr w:type="spellEnd"/>
+      <w:r>
+        <w:rPr>
+          <w:color w:val="00B050"/>
+        </w:rPr>
+        <w:t>(b)</w:t>
+      </w:r>
+      <w:r>
+        <w:rPr>
+          <w:color w:val="00B050"/>
+        </w:rPr>
+        <w:t xml:space="preserve"> </w:t>
+      </w:r>
+      <w:r>
+        <w:t>–</w:t>
+      </w:r>
+      <w:r>
+        <w:t xml:space="preserve"> przypi</w:t>
+      </w:r>
+      <w:r>
+        <w:t xml:space="preserve">suje obiekt jakim jest data </w:t>
+      </w:r>
+      <w:proofErr w:type="spellStart"/>
+      <w:r>
+        <w:t>frame</w:t>
+      </w:r>
+      <w:proofErr w:type="spellEnd"/>
+      <w:r>
+        <w:t xml:space="preserve"> do „</w:t>
+      </w:r>
+      <w:proofErr w:type="spellStart"/>
+      <w:r>
+        <w:t>df</w:t>
+      </w:r>
+      <w:proofErr w:type="spellEnd"/>
+      <w:r>
+        <w:t>”</w:t>
+      </w:r>
+    </w:p>
+    <w:p>
+      <w:pPr>
+        <w:pStyle w:val="NoSpacing"/>
+      </w:pPr>
+    </w:p>
+    <w:p>
+      <w:pPr>
+        <w:pStyle w:val="NoSpacing"/>
+      </w:pPr>
+      <w:proofErr w:type="spellStart"/>
+      <w:r>
+        <w:rPr>
+          <w:color w:val="00B050"/>
+        </w:rPr>
+        <w:t>df.</w:t>
+      </w:r>
+      <w:r>
+        <w:rPr>
+          <w:b/>
+          <w:bCs/>
+          <w:color w:val="00B050"/>
+        </w:rPr>
+        <w:t>loc</w:t>
+      </w:r>
+      <w:proofErr w:type="spellEnd"/>
+      <w:r>
+        <w:rPr>
+          <w:b/>
+          <w:bCs/>
+          <w:color w:val="00B050"/>
+        </w:rPr>
+        <w:t>[1]</w:t>
+      </w:r>
+      <w:r>
+        <w:rPr>
+          <w:color w:val="00B050"/>
+        </w:rPr>
+        <w:t xml:space="preserve"> </w:t>
+      </w:r>
+      <w:r>
+        <w:t xml:space="preserve">- </w:t>
+      </w:r>
+      <w:r>
+        <w:rPr>
+          <w:u w:val="single"/>
+        </w:rPr>
+        <w:t>odwolywanie si</w:t>
+      </w:r>
+      <w:r>
+        <w:rPr>
+          <w:u w:val="single"/>
+        </w:rPr>
+        <w:t>ę</w:t>
+      </w:r>
+      <w:r>
+        <w:t xml:space="preserve"> do specyficznego wiersza data </w:t>
+      </w:r>
+      <w:proofErr w:type="spellStart"/>
+      <w:r>
+        <w:t>frame'u</w:t>
+      </w:r>
+      <w:proofErr w:type="spellEnd"/>
+      <w:r>
+        <w:t xml:space="preserve"> (</w:t>
+      </w:r>
+      <w:r>
+        <w:rPr>
+          <w:b/>
+          <w:bCs/>
+        </w:rPr>
+        <w:t xml:space="preserve">tutaj nr </w:t>
+      </w:r>
+      <w:proofErr w:type="gramStart"/>
+      <w:r>
+        <w:rPr>
+          <w:b/>
+          <w:bCs/>
+        </w:rPr>
+        <w:t>1</w:t>
+      </w:r>
+      <w:proofErr w:type="gramEnd"/>
+      <w:r>
+        <w:rPr>
+          <w:b/>
+          <w:bCs/>
+        </w:rPr>
+        <w:t xml:space="preserve"> czyli 2-gi</w:t>
+      </w:r>
+      <w:r>
+        <w:t>)</w:t>
+      </w:r>
+    </w:p>
+    <w:p>
+      <w:pPr>
+        <w:pStyle w:val="NoSpacing"/>
+      </w:pPr>
+    </w:p>
+    <w:p>
+      <w:pPr>
+        <w:pStyle w:val="NoSpacing"/>
+      </w:pPr>
+      <w:proofErr w:type="spellStart"/>
+      <w:r>
+        <w:rPr>
+          <w:color w:val="00B050"/>
+        </w:rPr>
+        <w:t>df.</w:t>
+      </w:r>
+      <w:r>
+        <w:rPr>
+          <w:b/>
+          <w:bCs/>
+          <w:color w:val="00B050"/>
+        </w:rPr>
+        <w:t>loc</w:t>
+      </w:r>
+      <w:proofErr w:type="spellEnd"/>
+      <w:r>
+        <w:rPr>
+          <w:b/>
+          <w:bCs/>
+          <w:color w:val="00B050"/>
+        </w:rPr>
+        <w:t>[0, 1]</w:t>
+      </w:r>
+      <w:r>
+        <w:rPr>
+          <w:color w:val="00B050"/>
+        </w:rPr>
+        <w:t xml:space="preserve"> </w:t>
+      </w:r>
+      <w:r>
+        <w:t xml:space="preserve">- </w:t>
+      </w:r>
+      <w:r>
+        <w:rPr>
+          <w:u w:val="single"/>
+        </w:rPr>
+        <w:t>odwolywanie się</w:t>
+      </w:r>
+      <w:r>
+        <w:t xml:space="preserve"> do wierszy </w:t>
+      </w:r>
+      <w:r>
+        <w:rPr>
+          <w:b/>
+          <w:bCs/>
+        </w:rPr>
+        <w:t>od 0 do 1</w:t>
+      </w:r>
+      <w:r>
+        <w:t xml:space="preserve"> </w:t>
+      </w:r>
+    </w:p>
+    <w:p>
+      <w:pPr>
+        <w:pStyle w:val="NoSpacing"/>
+      </w:pPr>
+    </w:p>
+    <w:p>
+      <w:pPr>
+        <w:pStyle w:val="NoSpacing"/>
+      </w:pPr>
+      <w:proofErr w:type="spellStart"/>
+      <w:r>
+        <w:rPr>
+          <w:color w:val="00B050"/>
+        </w:rPr>
+        <w:t>df</w:t>
+      </w:r>
+      <w:proofErr w:type="spellEnd"/>
+      <w:r>
+        <w:rPr>
+          <w:color w:val="00B050"/>
+        </w:rPr>
+        <w:t xml:space="preserve">["NAZWA_KOLUMNY"] </w:t>
+      </w:r>
+      <w:r>
+        <w:t>– odwoływanie się do konkretnej kolumny, zwraca SERIES</w:t>
+      </w:r>
+    </w:p>
+    <w:p>
+      <w:pPr>
+        <w:pStyle w:val="NoSpacing"/>
+        <w:rPr>
+          <w:color w:val="00B050"/>
+        </w:rPr>
+      </w:pPr>
+    </w:p>
+    <w:p>
+      <w:pPr>
+        <w:pStyle w:val="NoSpacing"/>
+        <w:rPr>
+          <w:color w:val="00B050"/>
+        </w:rPr>
+      </w:pPr>
+      <w:proofErr w:type="spellStart"/>
+      <w:r>
+        <w:rPr>
+          <w:color w:val="00B050"/>
+        </w:rPr>
+        <w:lastRenderedPageBreak/>
+        <w:t>df</w:t>
+      </w:r>
+      <w:proofErr w:type="spellEnd"/>
+      <w:r>
+        <w:rPr>
+          <w:color w:val="00B050"/>
+        </w:rPr>
+        <w:t>[</w:t>
+      </w:r>
+      <w:r>
+        <w:rPr>
+          <w:color w:val="00B050"/>
+        </w:rPr>
+        <w:t>["NAZWA_KOLUMNY"]</w:t>
+      </w:r>
+      <w:r>
+        <w:rPr>
+          <w:color w:val="00B050"/>
+        </w:rPr>
+        <w:t>]</w:t>
+      </w:r>
+      <w:r>
+        <w:t xml:space="preserve"> - </w:t>
+      </w:r>
+      <w:r>
+        <w:rPr>
+          <w:b/>
+          <w:bCs/>
+        </w:rPr>
+        <w:t>odwoływanie się do konkretnej kolumny</w:t>
+      </w:r>
+      <w:r>
+        <w:t>, zwraca DATA FRAME!</w:t>
+      </w:r>
+    </w:p>
+    <w:p>
+      <w:pPr>
+        <w:pStyle w:val="NoSpacing"/>
+        <w:rPr>
+          <w:color w:val="00B050"/>
+        </w:rPr>
+      </w:pPr>
+    </w:p>
+    <w:p>
+      <w:pPr>
+        <w:pStyle w:val="NoSpacing"/>
+        <w:rPr>
+          <w:color w:val="00B050"/>
+        </w:rPr>
+      </w:pPr>
+      <w:proofErr w:type="spellStart"/>
+      <w:r>
+        <w:rPr>
+          <w:color w:val="00B050"/>
+        </w:rPr>
+        <w:t>df</w:t>
+      </w:r>
+      <w:proofErr w:type="spellEnd"/>
+      <w:r>
+        <w:rPr>
+          <w:color w:val="00B050"/>
+        </w:rPr>
+        <w:t>[</w:t>
+      </w:r>
+      <w:r>
+        <w:rPr>
+          <w:color w:val="00B050"/>
+        </w:rPr>
+        <w:t>["NAZWA_KOLUMNY</w:t>
+      </w:r>
+      <w:r>
+        <w:rPr>
+          <w:color w:val="00B050"/>
+        </w:rPr>
+        <w:t>_1</w:t>
+      </w:r>
+      <w:r>
+        <w:rPr>
+          <w:color w:val="00B050"/>
+        </w:rPr>
+        <w:t>"</w:t>
+      </w:r>
+      <w:r>
+        <w:rPr>
+          <w:color w:val="00B050"/>
+        </w:rPr>
+        <w:t>, „NAZWA_KOLUMNY_2</w:t>
+      </w:r>
+      <w:r>
+        <w:rPr>
+          <w:color w:val="00B050"/>
+        </w:rPr>
+        <w:t>]</w:t>
+      </w:r>
+      <w:r>
+        <w:rPr>
+          <w:color w:val="00B050"/>
+        </w:rPr>
+        <w:t xml:space="preserve">] </w:t>
+      </w:r>
+      <w:r>
+        <w:t xml:space="preserve">- </w:t>
+      </w:r>
+      <w:r>
+        <w:rPr>
+          <w:b/>
+          <w:bCs/>
+        </w:rPr>
+        <w:t>odwoływanie się do kilku kolumn</w:t>
+      </w:r>
+    </w:p>
+    <w:p>
+      <w:pPr>
+        <w:pStyle w:val="NoSpacing"/>
+        <w:rPr>
+          <w:color w:val="00B050"/>
+        </w:rPr>
+      </w:pPr>
+    </w:p>
+    <w:p>
+      <w:pPr>
+        <w:pStyle w:val="NoSpacing"/>
+      </w:pPr>
+      <w:proofErr w:type="spellStart"/>
+      <w:r>
+        <w:rPr>
+          <w:color w:val="00B050"/>
+        </w:rPr>
+        <w:t>df</w:t>
+      </w:r>
+      <w:proofErr w:type="spellEnd"/>
+      <w:r>
+        <w:rPr>
+          <w:color w:val="00B050"/>
+        </w:rPr>
+        <w:t>[</w:t>
+      </w:r>
+      <w:proofErr w:type="spellStart"/>
+      <w:r>
+        <w:rPr>
+          <w:color w:val="00B050"/>
+        </w:rPr>
+        <w:t>df</w:t>
+      </w:r>
+      <w:proofErr w:type="spellEnd"/>
+      <w:r>
+        <w:rPr>
+          <w:color w:val="00B050"/>
+        </w:rPr>
+        <w:t>["wiek"] &gt; 30]</w:t>
+      </w:r>
+      <w:r>
+        <w:rPr>
+          <w:color w:val="00B050"/>
+        </w:rPr>
+        <w:t xml:space="preserve"> </w:t>
+      </w:r>
+      <w:r>
+        <w:t xml:space="preserve">– jeśli w moim data </w:t>
+      </w:r>
+      <w:proofErr w:type="spellStart"/>
+      <w:r>
+        <w:t>framie</w:t>
+      </w:r>
+      <w:proofErr w:type="spellEnd"/>
+      <w:r>
+        <w:t xml:space="preserve"> o nazwie </w:t>
+      </w:r>
+      <w:proofErr w:type="spellStart"/>
+      <w:r>
+        <w:t>df</w:t>
+      </w:r>
+      <w:proofErr w:type="spellEnd"/>
+      <w:r>
+        <w:t xml:space="preserve"> jest kolumna wiek, to </w:t>
+      </w:r>
+      <w:r>
+        <w:rPr>
+          <w:b/>
+          <w:bCs/>
+        </w:rPr>
+        <w:t xml:space="preserve">ten kod zwraca tylko </w:t>
+      </w:r>
+      <w:proofErr w:type="gramStart"/>
+      <w:r>
+        <w:rPr>
+          <w:b/>
+          <w:bCs/>
+        </w:rPr>
+        <w:t>wiersze</w:t>
+      </w:r>
+      <w:proofErr w:type="gramEnd"/>
+      <w:r>
+        <w:rPr>
+          <w:b/>
+          <w:bCs/>
+        </w:rPr>
+        <w:t xml:space="preserve"> gdzie</w:t>
+      </w:r>
+      <w:r>
+        <w:t xml:space="preserve"> wiek &gt; 30 </w:t>
+      </w:r>
+    </w:p>
+    <w:p>
+      <w:pPr>
+        <w:pStyle w:val="NoSpacing"/>
+      </w:pPr>
+    </w:p>
+    <w:p>
+      <w:pPr>
+        <w:pStyle w:val="NoSpacing"/>
+      </w:pPr>
+      <w:proofErr w:type="spellStart"/>
+      <w:r>
+        <w:rPr>
+          <w:color w:val="00B050"/>
+        </w:rPr>
+        <w:t>df</w:t>
+      </w:r>
+      <w:proofErr w:type="spellEnd"/>
+      <w:r>
+        <w:rPr>
+          <w:color w:val="00B050"/>
+        </w:rPr>
+        <w:t>[</w:t>
+      </w:r>
+      <w:proofErr w:type="spellStart"/>
+      <w:r>
+        <w:rPr>
+          <w:color w:val="00B050"/>
+        </w:rPr>
+        <w:t>df</w:t>
+      </w:r>
+      <w:proofErr w:type="spellEnd"/>
+      <w:r>
+        <w:rPr>
+          <w:color w:val="00B050"/>
+        </w:rPr>
+        <w:t xml:space="preserve">["wiek"] &gt; 30][["imię", "wiek"]] </w:t>
+      </w:r>
+      <w:r>
+        <w:t xml:space="preserve">– tutaj </w:t>
+      </w:r>
+      <w:r>
+        <w:rPr>
+          <w:b/>
+          <w:bCs/>
+        </w:rPr>
+        <w:t>wyświetli</w:t>
+      </w:r>
+      <w:r>
+        <w:t xml:space="preserve"> mi</w:t>
+      </w:r>
+      <w:r>
+        <w:rPr>
+          <w:b/>
+          <w:bCs/>
+        </w:rPr>
+        <w:t xml:space="preserve"> zamiast wszystkich</w:t>
+      </w:r>
+      <w:r>
+        <w:t xml:space="preserve"> 3 </w:t>
+      </w:r>
+      <w:r>
+        <w:rPr>
+          <w:b/>
+          <w:bCs/>
+        </w:rPr>
+        <w:t>kolumn tylko</w:t>
+      </w:r>
+      <w:r>
+        <w:t xml:space="preserve"> imię i wiek (dla osób powyżej 30)</w:t>
+      </w:r>
+    </w:p>
+    <w:p>
+      <w:pPr>
+        <w:pStyle w:val="NoSpacing"/>
+      </w:pPr>
+    </w:p>
+    <w:p>
+      <w:pPr>
+        <w:pStyle w:val="NoSpacing"/>
+      </w:pPr>
+      <w:proofErr w:type="spellStart"/>
+      <w:r>
+        <w:rPr>
+          <w:b/>
+          <w:bCs/>
+          <w:color w:val="00B050"/>
+        </w:rPr>
+        <w:t>df</w:t>
+      </w:r>
+      <w:proofErr w:type="spellEnd"/>
+      <w:r>
+        <w:rPr>
+          <w:b/>
+          <w:bCs/>
+          <w:color w:val="00B050"/>
+        </w:rPr>
+        <w:t>["</w:t>
+      </w:r>
+      <w:proofErr w:type="spellStart"/>
+      <w:r>
+        <w:rPr>
+          <w:b/>
+          <w:bCs/>
+          <w:color w:val="00B050"/>
+        </w:rPr>
+        <w:t>nowa_kolumna</w:t>
+      </w:r>
+      <w:proofErr w:type="spellEnd"/>
+      <w:r>
+        <w:rPr>
+          <w:b/>
+          <w:bCs/>
+          <w:color w:val="00B050"/>
+        </w:rPr>
+        <w:t xml:space="preserve">"] = [1, 2, 3, 4, 5] </w:t>
+      </w:r>
+      <w:r>
+        <w:t xml:space="preserve">– </w:t>
+      </w:r>
+      <w:r>
+        <w:rPr>
+          <w:b/>
+          <w:bCs/>
+        </w:rPr>
+        <w:t>utworzenie nowej kolumny</w:t>
+      </w:r>
+      <w:r>
+        <w:t>, liczba jej elementów musi się zgadzać z aktualną liczbą wierszy</w:t>
+      </w:r>
+    </w:p>
+    <w:p>
+      <w:pPr>
+        <w:pStyle w:val="NoSpacing"/>
+      </w:pPr>
+    </w:p>
+    <w:p>
+      <w:pPr>
+        <w:pStyle w:val="NoSpacing"/>
+      </w:pPr>
+      <w:proofErr w:type="spellStart"/>
+      <w:r>
+        <w:rPr>
+          <w:color w:val="00B050"/>
+        </w:rPr>
+        <w:t>df.loc</w:t>
+      </w:r>
+      <w:proofErr w:type="spellEnd"/>
+      <w:r>
+        <w:rPr>
+          <w:color w:val="00B050"/>
+        </w:rPr>
+        <w:t>[len(</w:t>
+      </w:r>
+      <w:proofErr w:type="spellStart"/>
+      <w:r>
+        <w:rPr>
+          <w:color w:val="00B050"/>
+        </w:rPr>
+        <w:t>df</w:t>
+      </w:r>
+      <w:proofErr w:type="spellEnd"/>
+      <w:r>
+        <w:rPr>
+          <w:color w:val="00B050"/>
+        </w:rPr>
+        <w:t xml:space="preserve">)] = ["Anna", 30, "Gdańsk"] </w:t>
+      </w:r>
+      <w:r>
+        <w:t xml:space="preserve">– dodanie wiersza </w:t>
+      </w:r>
+    </w:p>
+    <w:p>
+      <w:pPr>
+        <w:pStyle w:val="NoSpacing"/>
+      </w:pPr>
+    </w:p>
+    <w:p>
+      <w:pPr>
+        <w:pStyle w:val="NoSpacing"/>
+        <w:rPr>
+          <w:b/>
+          <w:bCs/>
+        </w:rPr>
+      </w:pPr>
+      <w:proofErr w:type="spellStart"/>
+      <w:r>
+        <w:rPr>
+          <w:color w:val="00B050"/>
+        </w:rPr>
+        <w:t>df</w:t>
+      </w:r>
+      <w:proofErr w:type="spellEnd"/>
+      <w:r>
+        <w:rPr>
+          <w:color w:val="00B050"/>
+        </w:rPr>
+        <w:t xml:space="preserve">["pełnoletni"] = </w:t>
+      </w:r>
+      <w:proofErr w:type="spellStart"/>
+      <w:r>
+        <w:rPr>
+          <w:color w:val="00B050"/>
+        </w:rPr>
+        <w:t>df</w:t>
+      </w:r>
+      <w:proofErr w:type="spellEnd"/>
+      <w:r>
+        <w:rPr>
+          <w:color w:val="00B050"/>
+        </w:rPr>
+        <w:t xml:space="preserve">["wiek"] &gt;= 18 </w:t>
+      </w:r>
+      <w:r>
+        <w:t xml:space="preserve">– </w:t>
+      </w:r>
+      <w:r>
+        <w:rPr>
+          <w:b/>
+          <w:bCs/>
+        </w:rPr>
+        <w:t xml:space="preserve">kolumna z </w:t>
+      </w:r>
+      <w:proofErr w:type="spellStart"/>
+      <w:r>
+        <w:rPr>
+          <w:b/>
+          <w:bCs/>
+        </w:rPr>
+        <w:t>true</w:t>
+      </w:r>
+      <w:proofErr w:type="spellEnd"/>
+      <w:r>
+        <w:rPr>
+          <w:b/>
+          <w:bCs/>
+        </w:rPr>
+        <w:t>/</w:t>
+      </w:r>
+      <w:proofErr w:type="spellStart"/>
+      <w:r>
+        <w:rPr>
+          <w:b/>
+          <w:bCs/>
+        </w:rPr>
+        <w:t>false</w:t>
+      </w:r>
+      <w:proofErr w:type="spellEnd"/>
+    </w:p>
+    <w:p>
+      <w:pPr>
+        <w:pStyle w:val="NoSpacing"/>
+        <w:rPr>
+          <w:color w:val="00B050"/>
+        </w:rPr>
+      </w:pPr>
+    </w:p>
+    <w:p>
+      <w:pPr>
+        <w:pStyle w:val="NoSpacing"/>
+        <w:rPr>
+          <w:color w:val="00B050"/>
+          <w:lang w:val="en-GB"/>
+        </w:rPr>
+      </w:pPr>
+      <w:proofErr w:type="spellStart"/>
+      <w:r>
+        <w:rPr>
+          <w:color w:val="00B050"/>
+          <w:lang w:val="en-GB"/>
+        </w:rPr>
+        <w:t>pd.DataFrame</w:t>
+      </w:r>
+      <w:proofErr w:type="spellEnd"/>
+      <w:r>
+        <w:rPr>
+          <w:color w:val="00B050"/>
+          <w:lang w:val="en-GB"/>
+        </w:rPr>
+        <w:t xml:space="preserve">(b, index = ["day1", "day2", "day3"]) </w:t>
+      </w:r>
+      <w:r>
+        <w:rPr>
+          <w:lang w:val="en-GB"/>
+        </w:rPr>
+        <w:t xml:space="preserve">- argument index </w:t>
+      </w:r>
+      <w:proofErr w:type="spellStart"/>
+      <w:r>
+        <w:rPr>
+          <w:lang w:val="en-GB"/>
+        </w:rPr>
+        <w:t>pozwala</w:t>
+      </w:r>
+      <w:proofErr w:type="spellEnd"/>
+      <w:r>
+        <w:rPr>
+          <w:lang w:val="en-GB"/>
+        </w:rPr>
+        <w:t xml:space="preserve"> </w:t>
+      </w:r>
+      <w:proofErr w:type="spellStart"/>
+      <w:r>
+        <w:rPr>
+          <w:lang w:val="en-GB"/>
+        </w:rPr>
+        <w:t>nazywać</w:t>
+      </w:r>
+      <w:proofErr w:type="spellEnd"/>
+      <w:r>
+        <w:rPr>
+          <w:lang w:val="en-GB"/>
+        </w:rPr>
+        <w:t xml:space="preserve"> </w:t>
+      </w:r>
+      <w:proofErr w:type="spellStart"/>
+      <w:r>
+        <w:rPr>
+          <w:lang w:val="en-GB"/>
+        </w:rPr>
+        <w:t>indeksy</w:t>
+      </w:r>
+      <w:proofErr w:type="spellEnd"/>
+    </w:p>
+    <w:p>
+      <w:pPr>
+        <w:pStyle w:val="NoSpacing"/>
+        <w:rPr>
+          <w:lang w:val="en-GB"/>
+        </w:rPr>
+      </w:pPr>
+    </w:p>
+    <w:p>
+      <w:pPr>
+        <w:pStyle w:val="NoSpacing"/>
+      </w:pPr>
+      <w:proofErr w:type="spellStart"/>
+      <w:r>
+        <w:rPr>
+          <w:color w:val="00B050"/>
+        </w:rPr>
+        <w:t>df.loc</w:t>
+      </w:r>
+      <w:proofErr w:type="spellEnd"/>
+      <w:r>
+        <w:rPr>
+          <w:color w:val="00B050"/>
+        </w:rPr>
+        <w:t xml:space="preserve">["day1"] </w:t>
+      </w:r>
+      <w:r>
+        <w:t xml:space="preserve">- można </w:t>
+      </w:r>
+      <w:r>
+        <w:rPr>
+          <w:u w:val="single"/>
+        </w:rPr>
+        <w:t xml:space="preserve">odwoływać </w:t>
+      </w:r>
+      <w:proofErr w:type="spellStart"/>
+      <w:r>
+        <w:rPr>
+          <w:u w:val="single"/>
+        </w:rPr>
+        <w:t>sie</w:t>
+      </w:r>
+      <w:proofErr w:type="spellEnd"/>
+      <w:r>
+        <w:t xml:space="preserve"> do indeksów za pomocą ich nazw</w:t>
+      </w:r>
+    </w:p>
+    <w:p>
+      <w:pPr>
+        <w:pStyle w:val="NoSpacing"/>
+      </w:pPr>
+    </w:p>
+    <w:p>
+      <w:pPr>
+        <w:pStyle w:val="NoSpacing"/>
+      </w:pPr>
+      <w:r>
+        <w:rPr>
+          <w:color w:val="00B050"/>
+        </w:rPr>
+        <w:t>df2.</w:t>
+      </w:r>
+      <w:r>
+        <w:rPr>
+          <w:b/>
+          <w:bCs/>
+          <w:color w:val="00B050"/>
+        </w:rPr>
+        <w:t>columns = ["kolumna a", "kolumna b"]</w:t>
+      </w:r>
+      <w:r>
+        <w:t xml:space="preserve"> - zmiana nazw nagłówków, uwaga: liczba musi się zgadzać z liczba kolumn</w:t>
+      </w:r>
+    </w:p>
+    <w:p>
+      <w:pPr>
+        <w:pStyle w:val="NoSpacing"/>
+      </w:pPr>
+    </w:p>
+    <w:p>
+      <w:pPr>
+        <w:pStyle w:val="NoSpacing"/>
+      </w:pPr>
+      <w:r>
+        <w:rPr>
+          <w:color w:val="00B050"/>
+        </w:rPr>
+        <w:t>df2.</w:t>
+      </w:r>
+      <w:r>
+        <w:rPr>
+          <w:b/>
+          <w:bCs/>
+          <w:color w:val="00B050"/>
+        </w:rPr>
+        <w:t>columns</w:t>
+      </w:r>
+      <w:r>
+        <w:rPr>
+          <w:color w:val="00B050"/>
+        </w:rPr>
+        <w:t xml:space="preserve"> </w:t>
+      </w:r>
+      <w:r>
+        <w:t>– wyświetla listę kolumn</w:t>
+      </w:r>
+    </w:p>
+    <w:p>
+      <w:pPr>
+        <w:pStyle w:val="NoSpacing"/>
+        <w:rPr>
+          <w:color w:val="00B050"/>
+        </w:rPr>
+      </w:pPr>
+    </w:p>
+    <w:p>
+      <w:pPr>
+        <w:pStyle w:val="NoSpacing"/>
+      </w:pPr>
+      <w:r>
+        <w:rPr>
+          <w:b/>
+          <w:bCs/>
+          <w:color w:val="00B050"/>
+        </w:rPr>
+        <w:t>len</w:t>
+      </w:r>
+      <w:r>
+        <w:rPr>
+          <w:color w:val="00B050"/>
+        </w:rPr>
+        <w:t xml:space="preserve">(df2) </w:t>
+      </w:r>
+      <w:r>
+        <w:t xml:space="preserve">– </w:t>
+      </w:r>
+      <w:r>
+        <w:rPr>
+          <w:b/>
+          <w:bCs/>
+        </w:rPr>
+        <w:t>liczba wierszy</w:t>
+      </w:r>
+      <w:r>
+        <w:t xml:space="preserve"> data </w:t>
+      </w:r>
+      <w:proofErr w:type="spellStart"/>
+      <w:r>
+        <w:t>frame’u</w:t>
+      </w:r>
+      <w:proofErr w:type="spellEnd"/>
+    </w:p>
+    <w:p>
+      <w:pPr>
+        <w:pStyle w:val="NoSpacing"/>
+      </w:pPr>
+    </w:p>
+    <w:p>
+      <w:pPr>
+        <w:pStyle w:val="NoSpacing"/>
+      </w:pPr>
+      <w:proofErr w:type="spellStart"/>
+      <w:r>
+        <w:rPr>
+          <w:b/>
+          <w:bCs/>
+          <w:color w:val="00B050"/>
+        </w:rPr>
+        <w:t>nunique</w:t>
+      </w:r>
+      <w:proofErr w:type="spellEnd"/>
+      <w:r>
+        <w:rPr>
+          <w:color w:val="00B050"/>
+        </w:rPr>
+        <w:t xml:space="preserve">() </w:t>
+      </w:r>
+      <w:r>
+        <w:t xml:space="preserve">(np. </w:t>
+      </w:r>
+      <w:proofErr w:type="spellStart"/>
       <w:r>
         <w:rPr>
           <w:i/>
           <w:iCs/>
         </w:rPr>
-        <w:t>df</w:t>
-      </w:r>
+        <w:t>df.nunique</w:t>
+      </w:r>
+      <w:proofErr w:type="spellEnd"/>
       <w:r>
         <w:rPr>
           <w:i/>
           <w:iCs/>
         </w:rPr>
-        <w:t>[[„Calories”]]</w:t>
-      </w:r>
+        <w:t>()</w:t>
+      </w:r>
+      <w:r>
+        <w:t xml:space="preserve"> dla całego </w:t>
+      </w:r>
+      <w:proofErr w:type="spellStart"/>
+      <w:r>
+        <w:t>df</w:t>
+      </w:r>
+      <w:proofErr w:type="spellEnd"/>
+      <w:r>
+        <w:t xml:space="preserve"> lub </w:t>
+      </w:r>
+      <w:proofErr w:type="spellStart"/>
       <w:r>
         <w:rPr>
           <w:i/>
           <w:iCs/>
         </w:rPr>
-        <w:t>.nunique()</w:t>
-      </w:r>
+        <w:t>df</w:t>
+      </w:r>
+      <w:proofErr w:type="spellEnd"/>
       <w:r>
         <w:rPr>
           <w:i/>
           <w:iCs/>
         </w:rPr>
-        <w:t xml:space="preserve"> </w:t>
-      </w:r>
-      <w:r>
-        <w:t>dla kolumny Calories</w:t>
-      </w:r>
-      <w:r>
-        <w:t xml:space="preserve">) - </w:t>
-      </w:r>
+        <w:t>[[„</w:t>
+      </w:r>
+      <w:proofErr w:type="spellStart"/>
       <w:r>
         <w:rPr>
           <w:i/>
           <w:iCs/>
         </w:rPr>
-        <w:t>liczy ile jest unikalnych wartości danych, tzn. ile różnych wartości występuje</w:t>
-      </w:r>
-    </w:p>
-    <w:p>
-      <w:pPr>
-        <w:pStyle w:val="NoSpacing"/>
-        <w:rPr>
-          <w:color w:val="00B050"/>
-        </w:rPr>
-      </w:pPr>
-    </w:p>
-    <w:p>
-      <w:pPr>
-        <w:pStyle w:val="NoSpacing"/>
+        <w:t>Calories</w:t>
+      </w:r>
+      <w:proofErr w:type="spellEnd"/>
+      <w:r>
         <w:rPr>
           <w:i/>
           <w:iCs/>
         </w:rPr>
-      </w:pPr>
-      <w:r>
-        <w:rPr>
-          <w:color w:val="00B050"/>
-        </w:rPr>
-        <w:t>df.</w:t>
-      </w:r>
-      <w:r>
-        <w:rPr>
-          <w:b/>
-          <w:bCs/>
-          <w:color w:val="00B050"/>
-        </w:rPr>
-        <w:t>sort_values</w:t>
-      </w:r>
-      <w:r>
-        <w:rPr>
-          <w:color w:val="00B050"/>
-        </w:rPr>
-        <w:t>("wiek"</w:t>
-      </w:r>
-      <w:r>
-        <w:rPr>
-          <w:color w:val="00B050"/>
-        </w:rPr>
-        <w:t xml:space="preserve">, </w:t>
-      </w:r>
-      <w:r>
-        <w:rPr>
-          <w:color w:val="00B050"/>
-        </w:rPr>
-        <w:t xml:space="preserve">„miasto”, </w:t>
+        <w:t>”]]</w:t>
       </w:r>
       <w:r>
         <w:rPr>
           <w:i/>
           <w:iCs/>
-          <w:color w:val="00B050"/>
-        </w:rPr>
-        <w:t>ascending = False</w:t>
-      </w:r>
-      <w:r>
-        <w:rPr>
-          <w:color w:val="00B050"/>
-        </w:rPr>
-        <w:t xml:space="preserve">) </w:t>
-      </w:r>
-      <w:r>
-        <w:t>– sortowanie po</w:t>
-      </w:r>
-      <w:r>
-        <w:t xml:space="preserve"> kolumnie wiek,</w:t>
-      </w:r>
-      <w:r>
-        <w:t xml:space="preserve"> potem miasto,</w:t>
-      </w:r>
-      <w:r>
-        <w:t xml:space="preserve"> </w:t>
-      </w:r>
+        </w:rPr>
+        <w:t>.</w:t>
+      </w:r>
+      <w:proofErr w:type="spellStart"/>
       <w:r>
         <w:rPr>
           <w:i/>
           <w:iCs/>
         </w:rPr>
-        <w:t>opcjonalnie: malejąco</w:t>
-      </w:r>
-    </w:p>
-    <w:p>
-      <w:pPr>
-        <w:pStyle w:val="NoSpacing"/>
+        <w:t>nunique</w:t>
+      </w:r>
+      <w:proofErr w:type="spellEnd"/>
+      <w:r>
         <w:rPr>
           <w:i/>
           <w:iCs/>
         </w:rPr>
-      </w:pPr>
-    </w:p>
-    <w:p>
-      <w:pPr>
-        <w:pStyle w:val="NoSpacing"/>
-      </w:pPr>
-      <w:r>
-        <w:rPr>
-          <w:color w:val="00B050"/>
-        </w:rPr>
-        <w:t>df.</w:t>
-      </w:r>
-      <w:r>
-        <w:rPr>
-          <w:b/>
-          <w:bCs/>
-          <w:color w:val="00B050"/>
-        </w:rPr>
-        <w:t>dtypes</w:t>
-      </w:r>
-      <w:r>
-        <w:rPr>
-          <w:color w:val="00B050"/>
-        </w:rPr>
-        <w:t xml:space="preserve"> </w:t>
-      </w:r>
-      <w:r>
-        <w:t>– wyswietla nazwy kolumn i ich typy</w:t>
-      </w:r>
-    </w:p>
-    <w:p>
-      <w:pPr>
-        <w:pStyle w:val="NoSpacing"/>
-      </w:pPr>
-    </w:p>
-    <w:p>
-      <w:pPr>
-        <w:pStyle w:val="NoSpacing"/>
-        <w:rPr>
-          <w:color w:val="00B050"/>
-        </w:rPr>
-      </w:pPr>
-    </w:p>
-    <w:p>
-      <w:pPr>
-        <w:pStyle w:val="NoSpacing"/>
-        <w:rPr>
-          <w:b/>
-          <w:bCs/>
-        </w:rPr>
-      </w:pPr>
-      <w:r>
-        <w:rPr>
-          <w:b/>
-          <w:bCs/>
-        </w:rPr>
-        <w:t>READ CSV</w:t>
-      </w:r>
-    </w:p>
-    <w:p>
-      <w:pPr>
-        <w:pStyle w:val="NoSpacing"/>
-      </w:pPr>
-    </w:p>
-    <w:p>
-      <w:pPr>
-        <w:pStyle w:val="NoSpacing"/>
-      </w:pPr>
-      <w:r>
-        <w:rPr>
-          <w:color w:val="00B050"/>
-        </w:rPr>
-        <w:t>df2 =</w:t>
-      </w:r>
-      <w:r>
-        <w:rPr>
-          <w:b/>
-          <w:bCs/>
-          <w:color w:val="00B050"/>
-        </w:rPr>
-        <w:t xml:space="preserve"> pd.read_csv('data.csv')</w:t>
-      </w:r>
-      <w:r>
-        <w:t xml:space="preserve"> - read_csv' to komenda odczytywania csv, read_json do json'ow itp.</w:t>
-      </w:r>
-    </w:p>
-    <w:p>
-      <w:pPr>
-        <w:pStyle w:val="NoSpacing"/>
-        <w:rPr>
-          <w:color w:val="00B050"/>
-        </w:rPr>
-      </w:pPr>
-    </w:p>
-    <w:p>
-      <w:pPr>
-        <w:pStyle w:val="NoSpacing"/>
-      </w:pPr>
-      <w:r>
-        <w:rPr>
-          <w:color w:val="00B050"/>
-        </w:rPr>
-        <w:t>df2.</w:t>
-      </w:r>
-      <w:r>
-        <w:rPr>
-          <w:b/>
-          <w:bCs/>
-          <w:color w:val="00B050"/>
-        </w:rPr>
-        <w:t>head(2)</w:t>
-      </w:r>
-      <w:r>
-        <w:rPr>
-          <w:color w:val="00B050"/>
-        </w:rPr>
-        <w:t xml:space="preserve">) </w:t>
-      </w:r>
-      <w:r>
-        <w:t>- wyświetlanie nagłówków i pierwszych 2 wierszy DataFrame'u</w:t>
-      </w:r>
-    </w:p>
-    <w:p>
-      <w:pPr>
-        <w:pStyle w:val="NoSpacing"/>
-      </w:pPr>
-    </w:p>
-    <w:p>
-      <w:pPr>
-        <w:pStyle w:val="NoSpacing"/>
-      </w:pPr>
-      <w:r>
-        <w:rPr>
-          <w:color w:val="00B050"/>
-        </w:rPr>
-        <w:t>df2.</w:t>
-      </w:r>
-      <w:r>
-        <w:rPr>
-          <w:b/>
-          <w:bCs/>
-          <w:color w:val="00B050"/>
-        </w:rPr>
-        <w:t>head()</w:t>
-      </w:r>
-      <w:r>
-        <w:rPr>
-          <w:color w:val="00B050"/>
-        </w:rPr>
-        <w:t xml:space="preserve">) </w:t>
-      </w:r>
-      <w:r>
-        <w:t>- wyświetlanie nagłówków i pierwszych 5 wierszy DataFrame'u</w:t>
-      </w:r>
-    </w:p>
-    <w:p>
-      <w:pPr>
-        <w:pStyle w:val="NoSpacing"/>
-      </w:pPr>
-    </w:p>
-    <w:p>
-      <w:pPr>
-        <w:pStyle w:val="NoSpacing"/>
-      </w:pPr>
-      <w:r>
-        <w:rPr>
-          <w:color w:val="00B050"/>
-        </w:rPr>
-        <w:t>print(df2.</w:t>
-      </w:r>
-      <w:r>
-        <w:rPr>
-          <w:b/>
-          <w:bCs/>
-          <w:color w:val="00B050"/>
-        </w:rPr>
-        <w:t>to_string()</w:t>
-      </w:r>
-      <w:r>
-        <w:rPr>
-          <w:color w:val="00B050"/>
-        </w:rPr>
-        <w:t>)</w:t>
-      </w:r>
-      <w:r>
-        <w:t xml:space="preserve"> - ".to_string" powoduje, ze wyświetla sie cały plik a nie tylko pierwsze i ostatnie 5 kolumn</w:t>
-      </w:r>
-    </w:p>
-    <w:p>
-      <w:pPr>
-        <w:pStyle w:val="NoSpacing"/>
-      </w:pPr>
-    </w:p>
-    <w:p>
-      <w:pPr>
-        <w:pStyle w:val="NoSpacing"/>
-      </w:pPr>
-      <w:r>
-        <w:rPr>
-          <w:color w:val="00B050"/>
-        </w:rPr>
-        <w:t>print(pd.options.display.max_rows)</w:t>
-      </w:r>
-      <w:r>
-        <w:t xml:space="preserve">  - wyświetla maksymalna liczbę rzędów, czyli taka powyżej której print będzie wyświetlać 5 pierwszych i 5 ostatnich rzędów</w:t>
-      </w:r>
-    </w:p>
-    <w:p>
-      <w:pPr>
-        <w:pStyle w:val="NoSpacing"/>
-      </w:pPr>
-    </w:p>
-    <w:p>
-      <w:pPr>
-        <w:pStyle w:val="NoSpacing"/>
-      </w:pPr>
-      <w:r>
-        <w:rPr>
-          <w:color w:val="00B050"/>
-        </w:rPr>
-        <w:t xml:space="preserve">pd.options.display.max_rows = 9999 </w:t>
-      </w:r>
-      <w:r>
-        <w:t>-</w:t>
-      </w:r>
-      <w:r>
-        <w:t xml:space="preserve"> zmiana maksymalnej liczby wierszy </w:t>
-      </w:r>
-    </w:p>
-    <w:p>
-      <w:pPr>
-        <w:pStyle w:val="NoSpacing"/>
-      </w:pPr>
-    </w:p>
-    <w:p>
-      <w:pPr>
-        <w:pStyle w:val="NoSpacing"/>
-      </w:pPr>
-      <w:r>
-        <w:rPr>
-          <w:color w:val="00B050"/>
-        </w:rPr>
-        <w:t>df2.</w:t>
-      </w:r>
-      <w:r>
-        <w:rPr>
-          <w:b/>
-          <w:bCs/>
-          <w:color w:val="00B050"/>
-        </w:rPr>
-        <w:t>tail(</w:t>
-      </w:r>
-      <w:r>
-        <w:rPr>
-          <w:color w:val="00B050"/>
-        </w:rPr>
-        <w:t>)</w:t>
-      </w:r>
-      <w:r>
-        <w:t xml:space="preserve"> -  wyświetlanie nagłówków i ostatnich 5 wierszy DataFrame'u</w:t>
-      </w:r>
-    </w:p>
-    <w:p>
-      <w:pPr>
-        <w:pStyle w:val="NoSpacing"/>
-      </w:pPr>
-    </w:p>
-    <w:p>
-      <w:pPr>
-        <w:pStyle w:val="NoSpacing"/>
-      </w:pPr>
-      <w:r>
-        <w:rPr>
-          <w:color w:val="00B050"/>
-        </w:rPr>
-        <w:t>df2.</w:t>
-      </w:r>
-      <w:r>
-        <w:rPr>
-          <w:b/>
-          <w:bCs/>
-          <w:color w:val="00B050"/>
-        </w:rPr>
-        <w:t>tail(x)</w:t>
-      </w:r>
-      <w:r>
-        <w:t xml:space="preserve"> -  wyświetlanie nagłówków i ostatnich x wierszy DataFrame'u</w:t>
-      </w:r>
-    </w:p>
-    <w:p>
-      <w:pPr>
-        <w:pStyle w:val="NoSpacing"/>
-      </w:pPr>
-    </w:p>
-    <w:p>
-      <w:pPr>
-        <w:pStyle w:val="NoSpacing"/>
-      </w:pPr>
-      <w:r>
-        <w:rPr>
-          <w:color w:val="00B050"/>
-        </w:rPr>
-        <w:t>df2.info</w:t>
-      </w:r>
-      <w:r>
-        <w:t xml:space="preserve"> - wyświetla więcej informacji o zbiorze danych</w:t>
-      </w:r>
-    </w:p>
-    <w:p>
-      <w:pPr>
-        <w:pStyle w:val="NoSpacing"/>
-      </w:pPr>
-      <w:r>
-        <w:rPr>
-          <w:color w:val="00B050"/>
-        </w:rPr>
-        <w:t>df2.describe</w:t>
-      </w:r>
-      <w:r>
-        <w:t xml:space="preserve"> - dla kolumn liczbowych pokazuje:</w:t>
-      </w:r>
-    </w:p>
-    <w:p>
-      <w:pPr>
-        <w:pStyle w:val="NoSpacing"/>
-      </w:pPr>
-      <w:r>
-        <w:t>count – ile jest niepustych wartości</w:t>
-      </w:r>
-    </w:p>
-    <w:p>
-      <w:pPr>
-        <w:pStyle w:val="NoSpacing"/>
-      </w:pPr>
-      <w:r>
-        <w:t>mean – średnia</w:t>
-      </w:r>
-    </w:p>
-    <w:p>
-      <w:pPr>
-        <w:pStyle w:val="NoSpacing"/>
-      </w:pPr>
-      <w:r>
-        <w:t>std – odchylenie standardowe</w:t>
-      </w:r>
-    </w:p>
-    <w:p>
-      <w:pPr>
-        <w:pStyle w:val="NoSpacing"/>
-      </w:pPr>
-      <w:r>
-        <w:t>min – najmniejsza wartość</w:t>
-      </w:r>
-    </w:p>
-    <w:p>
-      <w:pPr>
-        <w:pStyle w:val="NoSpacing"/>
-      </w:pPr>
-      <w:r>
-        <w:t>25% – pierwszy kwartyl</w:t>
-      </w:r>
-    </w:p>
-    <w:p>
-      <w:pPr>
-        <w:pStyle w:val="NoSpacing"/>
-      </w:pPr>
-      <w:r>
-        <w:t>50% – mediana</w:t>
-      </w:r>
-    </w:p>
-    <w:p>
-      <w:pPr>
-        <w:pStyle w:val="NoSpacing"/>
-      </w:pPr>
-      <w:r>
-        <w:t>75% – trzeci kwartyl</w:t>
-      </w:r>
-    </w:p>
-    <w:p>
-      <w:pPr>
-        <w:pStyle w:val="NoSpacing"/>
-      </w:pPr>
-      <w:r>
-        <w:t>max – największa wartość</w:t>
-      </w:r>
-    </w:p>
-    <w:p>
-      <w:pPr>
-        <w:pStyle w:val="NoSpacing"/>
-      </w:pPr>
-    </w:p>
-    <w:p>
-      <w:pPr>
-        <w:pStyle w:val="NoSpacing"/>
-      </w:pPr>
-    </w:p>
-    <w:p>
-      <w:pPr>
-        <w:pStyle w:val="NoSpacing"/>
-        <w:rPr>
-          <w:b/>
-          <w:bCs/>
-        </w:rPr>
-      </w:pPr>
-      <w:r>
-        <w:rPr>
-          <w:b/>
-          <w:bCs/>
-        </w:rPr>
-        <w:t>READ JSON</w:t>
-      </w:r>
-    </w:p>
-    <w:p>
-      <w:pPr>
-        <w:pStyle w:val="NoSpacing"/>
-      </w:pPr>
-    </w:p>
-    <w:p>
-      <w:pPr>
-        <w:pStyle w:val="NoSpacing"/>
+        <w:t>()</w:t>
+      </w:r>
+      <w:r>
         <w:rPr>
           <w:i/>
           <w:iCs/>
         </w:rPr>
-      </w:pPr>
+        <w:t xml:space="preserve"> </w:t>
+      </w:r>
+      <w:r>
+        <w:t xml:space="preserve">dla kolumny </w:t>
+      </w:r>
+      <w:proofErr w:type="spellStart"/>
+      <w:r>
+        <w:t>Calories</w:t>
+      </w:r>
+      <w:proofErr w:type="spellEnd"/>
+      <w:r>
+        <w:t xml:space="preserve">) - </w:t>
+      </w:r>
       <w:r>
         <w:rPr>
           <w:i/>
           <w:iCs/>
         </w:rPr>
-        <w:t>JSONy maja taka sama strukturę jak słowniki w Pythonie</w:t>
-      </w:r>
+        <w:t>liczy ile jest unikalnych wartości danych, tzn. ile różnych wartości występuje</w:t>
+      </w:r>
+    </w:p>
+    <w:p>
+      <w:pPr>
+        <w:pStyle w:val="NoSpacing"/>
+        <w:rPr>
+          <w:color w:val="00B050"/>
+        </w:rPr>
+      </w:pPr>
     </w:p>
     <w:p>
       <w:pPr>
@@ -1738,45 +1826,182 @@
           <w:iCs/>
         </w:rPr>
       </w:pPr>
-    </w:p>
-    <w:p>
-      <w:pPr>
-        <w:pStyle w:val="NoSpacing"/>
+      <w:proofErr w:type="spellStart"/>
+      <w:r>
+        <w:rPr>
+          <w:color w:val="00B050"/>
+        </w:rPr>
+        <w:t>df.</w:t>
+      </w:r>
+      <w:r>
+        <w:rPr>
+          <w:b/>
+          <w:bCs/>
+          <w:color w:val="00B050"/>
+        </w:rPr>
+        <w:t>sort_values</w:t>
+      </w:r>
+      <w:proofErr w:type="spellEnd"/>
+      <w:r>
+        <w:rPr>
+          <w:color w:val="00B050"/>
+        </w:rPr>
+        <w:t>("wiek"</w:t>
+      </w:r>
+      <w:r>
+        <w:rPr>
+          <w:color w:val="00B050"/>
+        </w:rPr>
+        <w:t xml:space="preserve">, </w:t>
+      </w:r>
+      <w:r>
+        <w:rPr>
+          <w:color w:val="00B050"/>
+        </w:rPr>
+        <w:t xml:space="preserve">„miasto”, </w:t>
+      </w:r>
+      <w:proofErr w:type="spellStart"/>
+      <w:r>
         <w:rPr>
           <w:i/>
           <w:iCs/>
-        </w:rPr>
-      </w:pPr>
+          <w:color w:val="00B050"/>
+        </w:rPr>
+        <w:t>ascending</w:t>
+      </w:r>
+      <w:proofErr w:type="spellEnd"/>
       <w:r>
         <w:rPr>
           <w:i/>
           <w:iCs/>
-        </w:rPr>
-        <w:t xml:space="preserve">Można je wczytać jako plik, a można tez bezpośrednio skopiować zawartość słownika </w:t>
-      </w:r>
-    </w:p>
-    <w:p>
-      <w:pPr>
-        <w:pStyle w:val="NoSpacing"/>
+          <w:color w:val="00B050"/>
+        </w:rPr>
+        <w:t xml:space="preserve"> = </w:t>
+      </w:r>
+      <w:proofErr w:type="spellStart"/>
+      <w:r>
         <w:rPr>
           <w:i/>
           <w:iCs/>
-        </w:rPr>
-      </w:pPr>
-    </w:p>
-    <w:p>
-      <w:pPr>
-        <w:pStyle w:val="NoSpacing"/>
+          <w:color w:val="00B050"/>
+        </w:rPr>
+        <w:t>False</w:t>
+      </w:r>
+      <w:proofErr w:type="spellEnd"/>
+      <w:r>
+        <w:rPr>
+          <w:color w:val="00B050"/>
+        </w:rPr>
+        <w:t xml:space="preserve">) </w:t>
+      </w:r>
+      <w:r>
+        <w:t>– sortowanie po</w:t>
+      </w:r>
+      <w:r>
+        <w:t xml:space="preserve"> kolumnie wiek,</w:t>
+      </w:r>
+      <w:r>
+        <w:t xml:space="preserve"> potem miasto,</w:t>
+      </w:r>
+      <w:r>
+        <w:t xml:space="preserve"> </w:t>
+      </w:r>
+      <w:r>
         <w:rPr>
           <w:i/>
           <w:iCs/>
-          <w:lang w:val="en-GB"/>
-        </w:rPr>
-      </w:pPr>
-      <w:r>
-        <w:rPr>
-          <w:color w:val="00B050"/>
-          <w:lang w:val="en-GB"/>
+        </w:rPr>
+        <w:t>opcjonalnie: malejąco</w:t>
+      </w:r>
+    </w:p>
+    <w:p>
+      <w:pPr>
+        <w:pStyle w:val="NoSpacing"/>
+        <w:rPr>
+          <w:i/>
+          <w:iCs/>
+        </w:rPr>
+      </w:pPr>
+    </w:p>
+    <w:p>
+      <w:pPr>
+        <w:pStyle w:val="NoSpacing"/>
+      </w:pPr>
+      <w:proofErr w:type="spellStart"/>
+      <w:r>
+        <w:rPr>
+          <w:color w:val="00B050"/>
+        </w:rPr>
+        <w:t>df.</w:t>
+      </w:r>
+      <w:r>
+        <w:rPr>
+          <w:b/>
+          <w:bCs/>
+          <w:color w:val="00B050"/>
+        </w:rPr>
+        <w:t>dtypes</w:t>
+      </w:r>
+      <w:proofErr w:type="spellEnd"/>
+      <w:r>
+        <w:rPr>
+          <w:color w:val="00B050"/>
+        </w:rPr>
+        <w:t xml:space="preserve"> </w:t>
+      </w:r>
+      <w:r>
+        <w:t xml:space="preserve">– </w:t>
+      </w:r>
+      <w:proofErr w:type="spellStart"/>
+      <w:r>
+        <w:t>wyswietla</w:t>
+      </w:r>
+      <w:proofErr w:type="spellEnd"/>
+      <w:r>
+        <w:t xml:space="preserve"> nazwy kolumn i ich typy</w:t>
+      </w:r>
+    </w:p>
+    <w:p>
+      <w:pPr>
+        <w:pStyle w:val="NoSpacing"/>
+      </w:pPr>
+    </w:p>
+    <w:p>
+      <w:pPr>
+        <w:pStyle w:val="NoSpacing"/>
+        <w:rPr>
+          <w:color w:val="00B050"/>
+        </w:rPr>
+      </w:pPr>
+    </w:p>
+    <w:p>
+      <w:pPr>
+        <w:pStyle w:val="NoSpacing"/>
+        <w:rPr>
+          <w:b/>
+          <w:bCs/>
+        </w:rPr>
+      </w:pPr>
+      <w:r>
+        <w:rPr>
+          <w:b/>
+          <w:bCs/>
+        </w:rPr>
+        <w:t>READ CSV</w:t>
+      </w:r>
+    </w:p>
+    <w:p>
+      <w:pPr>
+        <w:pStyle w:val="NoSpacing"/>
+      </w:pPr>
+    </w:p>
+    <w:p>
+      <w:pPr>
+        <w:pStyle w:val="NoSpacing"/>
+      </w:pPr>
+      <w:r>
+        <w:rPr>
+          <w:color w:val="00B050"/>
         </w:rPr>
         <w:t>df2 =</w:t>
       </w:r>
@@ -1785,9 +2010,603 @@
           <w:b/>
           <w:bCs/>
           <w:color w:val="00B050"/>
-          <w:lang w:val="en-GB"/>
-        </w:rPr>
-        <w:t xml:space="preserve"> pd.read_</w:t>
+        </w:rPr>
+        <w:t xml:space="preserve"> </w:t>
+      </w:r>
+      <w:proofErr w:type="spellStart"/>
+      <w:r>
+        <w:rPr>
+          <w:b/>
+          <w:bCs/>
+          <w:color w:val="00B050"/>
+        </w:rPr>
+        <w:t>pd.read_csv</w:t>
+      </w:r>
+      <w:proofErr w:type="spellEnd"/>
+      <w:r>
+        <w:rPr>
+          <w:b/>
+          <w:bCs/>
+          <w:color w:val="00B050"/>
+        </w:rPr>
+        <w:t>('data.csv')</w:t>
+      </w:r>
+      <w:r>
+        <w:t xml:space="preserve"> - </w:t>
+      </w:r>
+      <w:proofErr w:type="spellStart"/>
+      <w:r>
+        <w:t>read_csv</w:t>
+      </w:r>
+      <w:proofErr w:type="spellEnd"/>
+      <w:r>
+        <w:t xml:space="preserve">' to komenda odczytywania </w:t>
+      </w:r>
+      <w:proofErr w:type="spellStart"/>
+      <w:r>
+        <w:t>csv</w:t>
+      </w:r>
+      <w:proofErr w:type="spellEnd"/>
+      <w:r>
+        <w:t xml:space="preserve">, </w:t>
+      </w:r>
+      <w:proofErr w:type="spellStart"/>
+      <w:r>
+        <w:t>read_json</w:t>
+      </w:r>
+      <w:proofErr w:type="spellEnd"/>
+      <w:r>
+        <w:t xml:space="preserve"> do </w:t>
+      </w:r>
+      <w:proofErr w:type="spellStart"/>
+      <w:r>
+        <w:t>json'ow</w:t>
+      </w:r>
+      <w:proofErr w:type="spellEnd"/>
+      <w:r>
+        <w:t xml:space="preserve"> itp.</w:t>
+      </w:r>
+    </w:p>
+    <w:p>
+      <w:pPr>
+        <w:pStyle w:val="NoSpacing"/>
+        <w:rPr>
+          <w:color w:val="00B050"/>
+        </w:rPr>
+      </w:pPr>
+    </w:p>
+    <w:p>
+      <w:pPr>
+        <w:pStyle w:val="NoSpacing"/>
+      </w:pPr>
+      <w:r>
+        <w:rPr>
+          <w:color w:val="00B050"/>
+        </w:rPr>
+        <w:t>df2.</w:t>
+      </w:r>
+      <w:r>
+        <w:rPr>
+          <w:b/>
+          <w:bCs/>
+          <w:color w:val="00B050"/>
+        </w:rPr>
+        <w:t>head(2)</w:t>
+      </w:r>
+      <w:r>
+        <w:rPr>
+          <w:color w:val="00B050"/>
+        </w:rPr>
+        <w:t xml:space="preserve">) </w:t>
+      </w:r>
+      <w:r>
+        <w:t xml:space="preserve">- wyświetlanie nagłówków i pierwszych 2 wierszy </w:t>
+      </w:r>
+      <w:proofErr w:type="spellStart"/>
+      <w:r>
+        <w:t>DataFrame'u</w:t>
+      </w:r>
+      <w:proofErr w:type="spellEnd"/>
+    </w:p>
+    <w:p>
+      <w:pPr>
+        <w:pStyle w:val="NoSpacing"/>
+      </w:pPr>
+    </w:p>
+    <w:p>
+      <w:pPr>
+        <w:pStyle w:val="NoSpacing"/>
+      </w:pPr>
+      <w:r>
+        <w:rPr>
+          <w:color w:val="00B050"/>
+        </w:rPr>
+        <w:t>df2.</w:t>
+      </w:r>
+      <w:r>
+        <w:rPr>
+          <w:b/>
+          <w:bCs/>
+          <w:color w:val="00B050"/>
+        </w:rPr>
+        <w:t>head()</w:t>
+      </w:r>
+      <w:r>
+        <w:rPr>
+          <w:color w:val="00B050"/>
+        </w:rPr>
+        <w:t xml:space="preserve">) </w:t>
+      </w:r>
+      <w:r>
+        <w:t xml:space="preserve">- wyświetlanie nagłówków i pierwszych 5 wierszy </w:t>
+      </w:r>
+      <w:proofErr w:type="spellStart"/>
+      <w:r>
+        <w:t>DataFrame'u</w:t>
+      </w:r>
+      <w:proofErr w:type="spellEnd"/>
+    </w:p>
+    <w:p>
+      <w:pPr>
+        <w:pStyle w:val="NoSpacing"/>
+      </w:pPr>
+    </w:p>
+    <w:p>
+      <w:pPr>
+        <w:pStyle w:val="NoSpacing"/>
+      </w:pPr>
+      <w:proofErr w:type="spellStart"/>
+      <w:r>
+        <w:rPr>
+          <w:color w:val="00B050"/>
+        </w:rPr>
+        <w:t>print</w:t>
+      </w:r>
+      <w:proofErr w:type="spellEnd"/>
+      <w:r>
+        <w:rPr>
+          <w:color w:val="00B050"/>
+        </w:rPr>
+        <w:t>(df2.</w:t>
+      </w:r>
+      <w:r>
+        <w:rPr>
+          <w:b/>
+          <w:bCs/>
+          <w:color w:val="00B050"/>
+        </w:rPr>
+        <w:t>to_string()</w:t>
+      </w:r>
+      <w:r>
+        <w:rPr>
+          <w:color w:val="00B050"/>
+        </w:rPr>
+        <w:t>)</w:t>
+      </w:r>
+      <w:r>
+        <w:t xml:space="preserve"> - ".</w:t>
+      </w:r>
+      <w:proofErr w:type="spellStart"/>
+      <w:r>
+        <w:t>to_string</w:t>
+      </w:r>
+      <w:proofErr w:type="spellEnd"/>
+      <w:r>
+        <w:t xml:space="preserve">" powoduje, ze wyświetla </w:t>
+      </w:r>
+      <w:proofErr w:type="spellStart"/>
+      <w:r>
+        <w:t>sie</w:t>
+      </w:r>
+      <w:proofErr w:type="spellEnd"/>
+      <w:r>
+        <w:t xml:space="preserve"> cały plik a nie tylko pierwsze i ostatnie 5 kolumn</w:t>
+      </w:r>
+    </w:p>
+    <w:p>
+      <w:pPr>
+        <w:pStyle w:val="NoSpacing"/>
+      </w:pPr>
+    </w:p>
+    <w:p>
+      <w:pPr>
+        <w:pStyle w:val="NoSpacing"/>
+      </w:pPr>
+      <w:proofErr w:type="spellStart"/>
+      <w:r>
+        <w:rPr>
+          <w:color w:val="00B050"/>
+        </w:rPr>
+        <w:t>print</w:t>
+      </w:r>
+      <w:proofErr w:type="spellEnd"/>
+      <w:r>
+        <w:rPr>
+          <w:color w:val="00B050"/>
+        </w:rPr>
+        <w:t>(</w:t>
+      </w:r>
+      <w:proofErr w:type="spellStart"/>
+      <w:r>
+        <w:rPr>
+          <w:color w:val="00B050"/>
+        </w:rPr>
+        <w:t>pd.options.display.max_rows</w:t>
+      </w:r>
+      <w:proofErr w:type="spellEnd"/>
+      <w:r>
+        <w:rPr>
+          <w:color w:val="00B050"/>
+        </w:rPr>
+        <w:t>)</w:t>
+      </w:r>
+      <w:r>
+        <w:t xml:space="preserve">  - wyświetla maksymalna liczbę rzędów, czyli taka powyżej której </w:t>
+      </w:r>
+      <w:proofErr w:type="spellStart"/>
+      <w:r>
+        <w:t>print</w:t>
+      </w:r>
+      <w:proofErr w:type="spellEnd"/>
+      <w:r>
+        <w:t xml:space="preserve"> będzie wyświetlać 5 pierwszych i 5 ostatnich rzędów</w:t>
+      </w:r>
+    </w:p>
+    <w:p>
+      <w:pPr>
+        <w:pStyle w:val="NoSpacing"/>
+      </w:pPr>
+    </w:p>
+    <w:p>
+      <w:pPr>
+        <w:pStyle w:val="NoSpacing"/>
+      </w:pPr>
+      <w:proofErr w:type="spellStart"/>
+      <w:r>
+        <w:rPr>
+          <w:color w:val="00B050"/>
+        </w:rPr>
+        <w:t>pd.options.display.max_rows</w:t>
+      </w:r>
+      <w:proofErr w:type="spellEnd"/>
+      <w:r>
+        <w:rPr>
+          <w:color w:val="00B050"/>
+        </w:rPr>
+        <w:t xml:space="preserve"> = 9999 </w:t>
+      </w:r>
+      <w:r>
+        <w:t>-</w:t>
+      </w:r>
+      <w:r>
+        <w:t xml:space="preserve"> zmiana maksymalnej liczby wierszy </w:t>
+      </w:r>
+    </w:p>
+    <w:p>
+      <w:pPr>
+        <w:pStyle w:val="NoSpacing"/>
+      </w:pPr>
+    </w:p>
+    <w:p>
+      <w:pPr>
+        <w:pStyle w:val="NoSpacing"/>
+      </w:pPr>
+      <w:r>
+        <w:rPr>
+          <w:color w:val="00B050"/>
+        </w:rPr>
+        <w:t>df2.</w:t>
+      </w:r>
+      <w:r>
+        <w:rPr>
+          <w:b/>
+          <w:bCs/>
+          <w:color w:val="00B050"/>
+        </w:rPr>
+        <w:t>tail(</w:t>
+      </w:r>
+      <w:r>
+        <w:rPr>
+          <w:color w:val="00B050"/>
+        </w:rPr>
+        <w:t>)</w:t>
+      </w:r>
+      <w:r>
+        <w:t xml:space="preserve"> -  wyświetlanie nagłówków i ostatnich 5 wierszy </w:t>
+      </w:r>
+      <w:proofErr w:type="spellStart"/>
+      <w:r>
+        <w:t>DataFrame'u</w:t>
+      </w:r>
+      <w:proofErr w:type="spellEnd"/>
+    </w:p>
+    <w:p>
+      <w:pPr>
+        <w:pStyle w:val="NoSpacing"/>
+      </w:pPr>
+    </w:p>
+    <w:p>
+      <w:pPr>
+        <w:pStyle w:val="NoSpacing"/>
+      </w:pPr>
+      <w:r>
+        <w:rPr>
+          <w:color w:val="00B050"/>
+        </w:rPr>
+        <w:t>df2.</w:t>
+      </w:r>
+      <w:r>
+        <w:rPr>
+          <w:b/>
+          <w:bCs/>
+          <w:color w:val="00B050"/>
+        </w:rPr>
+        <w:t>tail(x)</w:t>
+      </w:r>
+      <w:r>
+        <w:t xml:space="preserve"> -  wyświetlanie nagłówków i ostatnich x wierszy </w:t>
+      </w:r>
+      <w:proofErr w:type="spellStart"/>
+      <w:r>
+        <w:t>DataFrame'u</w:t>
+      </w:r>
+      <w:proofErr w:type="spellEnd"/>
+    </w:p>
+    <w:p>
+      <w:pPr>
+        <w:pStyle w:val="NoSpacing"/>
+      </w:pPr>
+    </w:p>
+    <w:p>
+      <w:pPr>
+        <w:pStyle w:val="NoSpacing"/>
+      </w:pPr>
+      <w:r>
+        <w:rPr>
+          <w:color w:val="00B050"/>
+        </w:rPr>
+        <w:t>df2.info</w:t>
+      </w:r>
+      <w:r>
+        <w:t xml:space="preserve"> - wyświetla więcej informacji o zbiorze danych</w:t>
+      </w:r>
+    </w:p>
+    <w:p>
+      <w:pPr>
+        <w:pStyle w:val="NoSpacing"/>
+      </w:pPr>
+      <w:r>
+        <w:rPr>
+          <w:color w:val="00B050"/>
+        </w:rPr>
+        <w:t>df2.describe</w:t>
+      </w:r>
+      <w:r>
+        <w:t xml:space="preserve"> - dla kolumn liczbowych pokazuje:</w:t>
+      </w:r>
+    </w:p>
+    <w:p>
+      <w:pPr>
+        <w:pStyle w:val="NoSpacing"/>
+      </w:pPr>
+      <w:proofErr w:type="spellStart"/>
+      <w:r>
+        <w:t>count</w:t>
+      </w:r>
+      <w:proofErr w:type="spellEnd"/>
+      <w:r>
+        <w:t xml:space="preserve"> – ile jest niepustych wartości</w:t>
+      </w:r>
+    </w:p>
+    <w:p>
+      <w:pPr>
+        <w:pStyle w:val="NoSpacing"/>
+      </w:pPr>
+      <w:proofErr w:type="spellStart"/>
+      <w:r>
+        <w:t>mean</w:t>
+      </w:r>
+      <w:proofErr w:type="spellEnd"/>
+      <w:r>
+        <w:t xml:space="preserve"> – średnia</w:t>
+      </w:r>
+    </w:p>
+    <w:p>
+      <w:pPr>
+        <w:pStyle w:val="NoSpacing"/>
+      </w:pPr>
+      <w:proofErr w:type="spellStart"/>
+      <w:r>
+        <w:t>std</w:t>
+      </w:r>
+      <w:proofErr w:type="spellEnd"/>
+      <w:r>
+        <w:t xml:space="preserve"> – odchylenie standardowe</w:t>
+      </w:r>
+    </w:p>
+    <w:p>
+      <w:pPr>
+        <w:pStyle w:val="NoSpacing"/>
+      </w:pPr>
+      <w:r>
+        <w:t>min – najmniejsza wartość</w:t>
+      </w:r>
+    </w:p>
+    <w:p>
+      <w:pPr>
+        <w:pStyle w:val="NoSpacing"/>
+      </w:pPr>
+      <w:r>
+        <w:t xml:space="preserve">25% – pierwszy </w:t>
+      </w:r>
+      <w:proofErr w:type="spellStart"/>
+      <w:r>
+        <w:t>kwartyl</w:t>
+      </w:r>
+      <w:proofErr w:type="spellEnd"/>
+    </w:p>
+    <w:p>
+      <w:pPr>
+        <w:pStyle w:val="NoSpacing"/>
+      </w:pPr>
+      <w:r>
+        <w:t>50% – mediana</w:t>
+      </w:r>
+    </w:p>
+    <w:p>
+      <w:pPr>
+        <w:pStyle w:val="NoSpacing"/>
+      </w:pPr>
+      <w:r>
+        <w:t xml:space="preserve">75% – trzeci </w:t>
+      </w:r>
+      <w:proofErr w:type="spellStart"/>
+      <w:r>
+        <w:t>kwartyl</w:t>
+      </w:r>
+      <w:proofErr w:type="spellEnd"/>
+    </w:p>
+    <w:p>
+      <w:pPr>
+        <w:pStyle w:val="NoSpacing"/>
+      </w:pPr>
+      <w:r>
+        <w:t>max – największa wartość</w:t>
+      </w:r>
+    </w:p>
+    <w:p>
+      <w:pPr>
+        <w:pStyle w:val="NoSpacing"/>
+      </w:pPr>
+    </w:p>
+    <w:p>
+      <w:pPr>
+        <w:pStyle w:val="NoSpacing"/>
+      </w:pPr>
+    </w:p>
+    <w:p>
+      <w:pPr>
+        <w:pStyle w:val="NoSpacing"/>
+        <w:rPr>
+          <w:b/>
+          <w:bCs/>
+        </w:rPr>
+      </w:pPr>
+      <w:r>
+        <w:rPr>
+          <w:b/>
+          <w:bCs/>
+        </w:rPr>
+        <w:t>READ JSON</w:t>
+      </w:r>
+    </w:p>
+    <w:p>
+      <w:pPr>
+        <w:pStyle w:val="NoSpacing"/>
+      </w:pPr>
+    </w:p>
+    <w:p>
+      <w:pPr>
+        <w:pStyle w:val="NoSpacing"/>
+        <w:rPr>
+          <w:i/>
+          <w:iCs/>
+        </w:rPr>
+      </w:pPr>
+      <w:proofErr w:type="spellStart"/>
+      <w:r>
+        <w:rPr>
+          <w:i/>
+          <w:iCs/>
+        </w:rPr>
+        <w:t>JSONy</w:t>
+      </w:r>
+      <w:proofErr w:type="spellEnd"/>
+      <w:r>
+        <w:rPr>
+          <w:i/>
+          <w:iCs/>
+        </w:rPr>
+        <w:t xml:space="preserve"> maja taka sama strukturę jak słowniki w </w:t>
+      </w:r>
+      <w:proofErr w:type="spellStart"/>
+      <w:r>
+        <w:rPr>
+          <w:i/>
+          <w:iCs/>
+        </w:rPr>
+        <w:t>Pythonie</w:t>
+      </w:r>
+      <w:proofErr w:type="spellEnd"/>
+    </w:p>
+    <w:p>
+      <w:pPr>
+        <w:pStyle w:val="NoSpacing"/>
+        <w:rPr>
+          <w:i/>
+          <w:iCs/>
+        </w:rPr>
+      </w:pPr>
+    </w:p>
+    <w:p>
+      <w:pPr>
+        <w:pStyle w:val="NoSpacing"/>
+        <w:rPr>
+          <w:i/>
+          <w:iCs/>
+        </w:rPr>
+      </w:pPr>
+      <w:r>
+        <w:rPr>
+          <w:i/>
+          <w:iCs/>
+        </w:rPr>
+        <w:t xml:space="preserve">Można je wczytać jako plik, a można tez bezpośrednio skopiować zawartość słownika </w:t>
+      </w:r>
+    </w:p>
+    <w:p>
+      <w:pPr>
+        <w:pStyle w:val="NoSpacing"/>
+        <w:rPr>
+          <w:i/>
+          <w:iCs/>
+        </w:rPr>
+      </w:pPr>
+    </w:p>
+    <w:p>
+      <w:pPr>
+        <w:pStyle w:val="NoSpacing"/>
+        <w:rPr>
+          <w:i/>
+          <w:iCs/>
+          <w:lang w:val="en-GB"/>
+        </w:rPr>
+      </w:pPr>
+      <w:r>
+        <w:rPr>
+          <w:color w:val="00B050"/>
+          <w:lang w:val="en-GB"/>
+        </w:rPr>
+        <w:t>df2 =</w:t>
+      </w:r>
+      <w:r>
+        <w:rPr>
+          <w:b/>
+          <w:bCs/>
+          <w:color w:val="00B050"/>
+          <w:lang w:val="en-GB"/>
+        </w:rPr>
+        <w:t xml:space="preserve"> </w:t>
+      </w:r>
+      <w:proofErr w:type="spellStart"/>
+      <w:r>
+        <w:rPr>
+          <w:b/>
+          <w:bCs/>
+          <w:color w:val="00B050"/>
+          <w:lang w:val="en-GB"/>
+        </w:rPr>
+        <w:t>pd.read_</w:t>
       </w:r>
       <w:r>
         <w:rPr>
@@ -1798,14 +2617,25 @@
         </w:rPr>
         <w:t>json</w:t>
       </w:r>
-      <w:r>
-        <w:rPr>
-          <w:b/>
-          <w:bCs/>
-          <w:color w:val="00B050"/>
-          <w:lang w:val="en-GB"/>
-        </w:rPr>
-        <w:t>('data.</w:t>
+      <w:proofErr w:type="spellEnd"/>
+      <w:r>
+        <w:rPr>
+          <w:b/>
+          <w:bCs/>
+          <w:color w:val="00B050"/>
+          <w:lang w:val="en-GB"/>
+        </w:rPr>
+        <w:t>('</w:t>
+      </w:r>
+      <w:proofErr w:type="spellStart"/>
+      <w:r>
+        <w:rPr>
+          <w:b/>
+          <w:bCs/>
+          <w:color w:val="00B050"/>
+          <w:lang w:val="en-GB"/>
+        </w:rPr>
+        <w:t>data.</w:t>
       </w:r>
       <w:r>
         <w:rPr>
@@ -1816,6 +2646,7 @@
         </w:rPr>
         <w:t>json</w:t>
       </w:r>
+      <w:proofErr w:type="spellEnd"/>
       <w:r>
         <w:rPr>
           <w:b/>
@@ -1874,11 +2705,26 @@
       <w:pPr>
         <w:pStyle w:val="NoSpacing"/>
       </w:pPr>
-      <w:r>
-        <w:rPr>
-          <w:color w:val="00B050"/>
-        </w:rPr>
-        <w:t>new_df = df.</w:t>
+      <w:proofErr w:type="spellStart"/>
+      <w:r>
+        <w:rPr>
+          <w:color w:val="00B050"/>
+        </w:rPr>
+        <w:t>new_df</w:t>
+      </w:r>
+      <w:proofErr w:type="spellEnd"/>
+      <w:r>
+        <w:rPr>
+          <w:color w:val="00B050"/>
+        </w:rPr>
+        <w:t xml:space="preserve"> = </w:t>
+      </w:r>
+      <w:proofErr w:type="spellStart"/>
+      <w:r>
+        <w:rPr>
+          <w:color w:val="00B050"/>
+        </w:rPr>
+        <w:t>df.</w:t>
       </w:r>
       <w:r>
         <w:rPr>
@@ -1888,6 +2734,7 @@
         </w:rPr>
         <w:t>dropna</w:t>
       </w:r>
+      <w:proofErr w:type="spellEnd"/>
       <w:r>
         <w:rPr>
           <w:color w:val="00B050"/>
@@ -1914,19 +2761,37 @@
       <w:pPr>
         <w:pStyle w:val="NoSpacing"/>
       </w:pPr>
-      <w:r>
-        <w:rPr>
-          <w:color w:val="00B050"/>
-        </w:rPr>
-        <w:t>df.dropna(</w:t>
-      </w:r>
-      <w:r>
-        <w:rPr>
-          <w:b/>
-          <w:bCs/>
-          <w:color w:val="00B050"/>
-        </w:rPr>
-        <w:t>inplace = True</w:t>
+      <w:proofErr w:type="spellStart"/>
+      <w:r>
+        <w:rPr>
+          <w:color w:val="00B050"/>
+        </w:rPr>
+        <w:t>df.dropna</w:t>
+      </w:r>
+      <w:proofErr w:type="spellEnd"/>
+      <w:r>
+        <w:rPr>
+          <w:color w:val="00B050"/>
+        </w:rPr>
+        <w:t>(</w:t>
+      </w:r>
+      <w:proofErr w:type="spellStart"/>
+      <w:r>
+        <w:rPr>
+          <w:b/>
+          <w:bCs/>
+          <w:color w:val="00B050"/>
+        </w:rPr>
+        <w:t>inplace</w:t>
+      </w:r>
+      <w:proofErr w:type="spellEnd"/>
+      <w:r>
+        <w:rPr>
+          <w:b/>
+          <w:bCs/>
+          <w:color w:val="00B050"/>
+        </w:rPr>
+        <w:t xml:space="preserve"> = True</w:t>
       </w:r>
       <w:r>
         <w:rPr>
@@ -1953,6 +2818,7 @@
           <w:u w:val="single"/>
         </w:rPr>
       </w:pPr>
+      <w:proofErr w:type="spellStart"/>
       <w:r>
         <w:rPr>
           <w:color w:val="00B050"/>
@@ -1967,12 +2833,14 @@
         </w:rPr>
         <w:t>dropna</w:t>
       </w:r>
+      <w:proofErr w:type="spellEnd"/>
       <w:r>
         <w:rPr>
           <w:color w:val="00B050"/>
         </w:rPr>
         <w:t>(</w:t>
       </w:r>
+      <w:proofErr w:type="spellStart"/>
       <w:r>
         <w:rPr>
           <w:b/>
@@ -1981,11 +2849,26 @@
         </w:rPr>
         <w:t>subset</w:t>
       </w:r>
-      <w:r>
-        <w:rPr>
-          <w:color w:val="00B050"/>
-        </w:rPr>
-        <w:t xml:space="preserve">=['Nazwa_kolumny']) </w:t>
+      <w:proofErr w:type="spellEnd"/>
+      <w:r>
+        <w:rPr>
+          <w:color w:val="00B050"/>
+        </w:rPr>
+        <w:t>=['</w:t>
+      </w:r>
+      <w:proofErr w:type="spellStart"/>
+      <w:r>
+        <w:rPr>
+          <w:color w:val="00B050"/>
+        </w:rPr>
+        <w:t>Nazwa_kolumny</w:t>
+      </w:r>
+      <w:proofErr w:type="spellEnd"/>
+      <w:r>
+        <w:rPr>
+          <w:color w:val="00B050"/>
+        </w:rPr>
+        <w:t xml:space="preserve">']) </w:t>
       </w:r>
       <w:r>
         <w:rPr>
@@ -2009,6 +2892,7 @@
       <w:pPr>
         <w:pStyle w:val="NoSpacing"/>
       </w:pPr>
+      <w:proofErr w:type="spellStart"/>
       <w:r>
         <w:rPr>
           <w:color w:val="00B050"/>
@@ -2023,6 +2907,7 @@
         </w:rPr>
         <w:t>fillna</w:t>
       </w:r>
+      <w:proofErr w:type="spellEnd"/>
       <w:r>
         <w:rPr>
           <w:color w:val="00B050"/>
@@ -2055,18 +2940,27 @@
         <w:t xml:space="preserve">                </w:t>
       </w:r>
       <w:r>
-        <w:t>przecinku inplace = True)</w:t>
-      </w:r>
-    </w:p>
-    <w:p>
-      <w:pPr>
-        <w:pStyle w:val="NoSpacing"/>
-      </w:pPr>
-    </w:p>
-    <w:p>
-      <w:pPr>
-        <w:pStyle w:val="NoSpacing"/>
-      </w:pPr>
+        <w:t xml:space="preserve">przecinku </w:t>
+      </w:r>
+      <w:proofErr w:type="spellStart"/>
+      <w:r>
+        <w:t>inplace</w:t>
+      </w:r>
+      <w:proofErr w:type="spellEnd"/>
+      <w:r>
+        <w:t xml:space="preserve"> = True)</w:t>
+      </w:r>
+    </w:p>
+    <w:p>
+      <w:pPr>
+        <w:pStyle w:val="NoSpacing"/>
+      </w:pPr>
+    </w:p>
+    <w:p>
+      <w:pPr>
+        <w:pStyle w:val="NoSpacing"/>
+      </w:pPr>
+      <w:proofErr w:type="spellStart"/>
       <w:r>
         <w:rPr>
           <w:color w:val="00B050"/>
@@ -2081,11 +2975,26 @@
         </w:rPr>
         <w:t>fillna</w:t>
       </w:r>
-      <w:r>
-        <w:rPr>
-          <w:color w:val="00B050"/>
-        </w:rPr>
-        <w:t>({"Nazwa_kolumny": WARTOŚĆ})</w:t>
+      <w:proofErr w:type="spellEnd"/>
+      <w:r>
+        <w:rPr>
+          <w:color w:val="00B050"/>
+        </w:rPr>
+        <w:t>({"</w:t>
+      </w:r>
+      <w:proofErr w:type="spellStart"/>
+      <w:r>
+        <w:rPr>
+          <w:color w:val="00B050"/>
+        </w:rPr>
+        <w:t>Nazwa_kolumny</w:t>
+      </w:r>
+      <w:proofErr w:type="spellEnd"/>
+      <w:r>
+        <w:rPr>
+          <w:color w:val="00B050"/>
+        </w:rPr>
+        <w:t>": WARTOŚĆ})</w:t>
       </w:r>
       <w:r>
         <w:t xml:space="preserve"> - </w:t>
@@ -2149,8 +3058,37 @@
         <w:rPr>
           <w:color w:val="00B050"/>
         </w:rPr>
-        <w:t xml:space="preserve"> = df["Nazwa_kolumny"].</w:t>
-      </w:r>
+        <w:t xml:space="preserve"> = </w:t>
+      </w:r>
+      <w:proofErr w:type="spellStart"/>
+      <w:r>
+        <w:rPr>
+          <w:color w:val="00B050"/>
+        </w:rPr>
+        <w:t>df</w:t>
+      </w:r>
+      <w:proofErr w:type="spellEnd"/>
+      <w:r>
+        <w:rPr>
+          <w:color w:val="00B050"/>
+        </w:rPr>
+        <w:t>["</w:t>
+      </w:r>
+      <w:proofErr w:type="spellStart"/>
+      <w:r>
+        <w:rPr>
+          <w:color w:val="00B050"/>
+        </w:rPr>
+        <w:t>Nazwa_kolumny</w:t>
+      </w:r>
+      <w:proofErr w:type="spellEnd"/>
+      <w:r>
+        <w:rPr>
+          <w:color w:val="00B050"/>
+        </w:rPr>
+        <w:t>"].</w:t>
+      </w:r>
+      <w:proofErr w:type="spellStart"/>
       <w:r>
         <w:rPr>
           <w:b/>
@@ -2159,6 +3097,7 @@
         </w:rPr>
         <w:t>mean</w:t>
       </w:r>
+      <w:proofErr w:type="spellEnd"/>
       <w:r>
         <w:rPr>
           <w:color w:val="00B050"/>
@@ -2170,23 +3109,67 @@
       </w:r>
       <w:r>
         <w:tab/>
-        <w:t xml:space="preserve">- x staje sie średnia wartością z kolumny </w:t>
-      </w:r>
-    </w:p>
-    <w:p>
-      <w:pPr>
-        <w:pStyle w:val="NoSpacing"/>
-      </w:pPr>
-    </w:p>
-    <w:p>
-      <w:pPr>
-        <w:pStyle w:val="NoSpacing"/>
-      </w:pPr>
-      <w:r>
-        <w:rPr>
-          <w:color w:val="00B050"/>
-        </w:rPr>
-        <w:t xml:space="preserve">new_df = df.fillna({"Nazwa_kolumny": </w:t>
+        <w:t xml:space="preserve">- x staje </w:t>
+      </w:r>
+      <w:proofErr w:type="spellStart"/>
+      <w:r>
+        <w:t>sie</w:t>
+      </w:r>
+      <w:proofErr w:type="spellEnd"/>
+      <w:r>
+        <w:t xml:space="preserve"> średnia wartością z kolumny </w:t>
+      </w:r>
+    </w:p>
+    <w:p>
+      <w:pPr>
+        <w:pStyle w:val="NoSpacing"/>
+      </w:pPr>
+    </w:p>
+    <w:p>
+      <w:pPr>
+        <w:pStyle w:val="NoSpacing"/>
+      </w:pPr>
+      <w:proofErr w:type="spellStart"/>
+      <w:r>
+        <w:rPr>
+          <w:color w:val="00B050"/>
+        </w:rPr>
+        <w:t>new_df</w:t>
+      </w:r>
+      <w:proofErr w:type="spellEnd"/>
+      <w:r>
+        <w:rPr>
+          <w:color w:val="00B050"/>
+        </w:rPr>
+        <w:t xml:space="preserve"> = </w:t>
+      </w:r>
+      <w:proofErr w:type="spellStart"/>
+      <w:r>
+        <w:rPr>
+          <w:color w:val="00B050"/>
+        </w:rPr>
+        <w:t>df.fillna</w:t>
+      </w:r>
+      <w:proofErr w:type="spellEnd"/>
+      <w:r>
+        <w:rPr>
+          <w:color w:val="00B050"/>
+        </w:rPr>
+        <w:t>({"</w:t>
+      </w:r>
+      <w:proofErr w:type="spellStart"/>
+      <w:r>
+        <w:rPr>
+          <w:color w:val="00B050"/>
+        </w:rPr>
+        <w:t>Nazwa_kolumny</w:t>
+      </w:r>
+      <w:proofErr w:type="spellEnd"/>
+      <w:r>
+        <w:rPr>
+          <w:color w:val="00B050"/>
+        </w:rPr>
+        <w:t xml:space="preserve">": </w:t>
       </w:r>
       <w:r>
         <w:rPr>
@@ -2241,7 +3224,35 @@
         <w:rPr>
           <w:color w:val="00B050"/>
         </w:rPr>
-        <w:t>y = df["Nazwa_kolumny"].</w:t>
+        <w:t xml:space="preserve">y = </w:t>
+      </w:r>
+      <w:proofErr w:type="spellStart"/>
+      <w:r>
+        <w:rPr>
+          <w:color w:val="00B050"/>
+        </w:rPr>
+        <w:t>df</w:t>
+      </w:r>
+      <w:proofErr w:type="spellEnd"/>
+      <w:r>
+        <w:rPr>
+          <w:color w:val="00B050"/>
+        </w:rPr>
+        <w:t>["</w:t>
+      </w:r>
+      <w:proofErr w:type="spellStart"/>
+      <w:r>
+        <w:rPr>
+          <w:color w:val="00B050"/>
+        </w:rPr>
+        <w:t>Nazwa_kolumny</w:t>
+      </w:r>
+      <w:proofErr w:type="spellEnd"/>
+      <w:r>
+        <w:rPr>
+          <w:color w:val="00B050"/>
+        </w:rPr>
+        <w:t>"].</w:t>
       </w:r>
       <w:r>
         <w:rPr>
@@ -2275,8 +3286,37 @@
         <w:rPr>
           <w:color w:val="00B050"/>
         </w:rPr>
-        <w:t>z = df["Nazwa_kolumny"].</w:t>
-      </w:r>
+        <w:t xml:space="preserve">z = </w:t>
+      </w:r>
+      <w:proofErr w:type="spellStart"/>
+      <w:r>
+        <w:rPr>
+          <w:color w:val="00B050"/>
+        </w:rPr>
+        <w:t>df</w:t>
+      </w:r>
+      <w:proofErr w:type="spellEnd"/>
+      <w:r>
+        <w:rPr>
+          <w:color w:val="00B050"/>
+        </w:rPr>
+        <w:t>["</w:t>
+      </w:r>
+      <w:proofErr w:type="spellStart"/>
+      <w:r>
+        <w:rPr>
+          <w:color w:val="00B050"/>
+        </w:rPr>
+        <w:t>Nazwa_kolumny</w:t>
+      </w:r>
+      <w:proofErr w:type="spellEnd"/>
+      <w:r>
+        <w:rPr>
+          <w:color w:val="00B050"/>
+        </w:rPr>
+        <w:t>"].</w:t>
+      </w:r>
+      <w:proofErr w:type="spellStart"/>
       <w:r>
         <w:rPr>
           <w:b/>
@@ -2285,6 +3325,7 @@
         </w:rPr>
         <w:t>mode</w:t>
       </w:r>
+      <w:proofErr w:type="spellEnd"/>
       <w:r>
         <w:rPr>
           <w:color w:val="00B050"/>
@@ -2341,11 +3382,26 @@
       <w:pPr>
         <w:pStyle w:val="NoSpacing"/>
       </w:pPr>
-      <w:r>
-        <w:rPr>
-          <w:color w:val="00B050"/>
-        </w:rPr>
-        <w:t>print(df.</w:t>
+      <w:proofErr w:type="spellStart"/>
+      <w:r>
+        <w:rPr>
+          <w:color w:val="00B050"/>
+        </w:rPr>
+        <w:t>print</w:t>
+      </w:r>
+      <w:proofErr w:type="spellEnd"/>
+      <w:r>
+        <w:rPr>
+          <w:color w:val="00B050"/>
+        </w:rPr>
+        <w:t>(</w:t>
+      </w:r>
+      <w:proofErr w:type="spellStart"/>
+      <w:r>
+        <w:rPr>
+          <w:color w:val="00B050"/>
+        </w:rPr>
+        <w:t>df.</w:t>
       </w:r>
       <w:r>
         <w:rPr>
@@ -2355,6 +3411,7 @@
         </w:rPr>
         <w:t>columns.tolist</w:t>
       </w:r>
+      <w:proofErr w:type="spellEnd"/>
       <w:r>
         <w:rPr>
           <w:color w:val="00B050"/>
@@ -2383,32 +3440,128 @@
       <w:pPr>
         <w:pStyle w:val="NoSpacing"/>
       </w:pPr>
-      <w:r>
-        <w:rPr>
-          <w:color w:val="00B050"/>
-        </w:rPr>
-        <w:t xml:space="preserve">df['Date'] = pd.to_datetime(df['Date'], format='mixed') </w:t>
-      </w:r>
-      <w:r>
-        <w:t>- zmienia datę w kolumnie Date na odpowiedni format</w:t>
-      </w:r>
-    </w:p>
-    <w:p>
-      <w:pPr>
-        <w:pStyle w:val="NoSpacing"/>
-      </w:pPr>
-    </w:p>
-    <w:p>
-      <w:pPr>
-        <w:pStyle w:val="NoSpacing"/>
-      </w:pPr>
-      <w:r>
-        <w:rPr>
-          <w:b/>
-          <w:bCs/>
-          <w:color w:val="00B050"/>
-        </w:rPr>
-        <w:t>d.Timestamp("2001-07-12")</w:t>
+      <w:proofErr w:type="spellStart"/>
+      <w:r>
+        <w:rPr>
+          <w:color w:val="00B050"/>
+        </w:rPr>
+        <w:t>df</w:t>
+      </w:r>
+      <w:proofErr w:type="spellEnd"/>
+      <w:r>
+        <w:rPr>
+          <w:color w:val="00B050"/>
+        </w:rPr>
+        <w:t>['</w:t>
+      </w:r>
+      <w:proofErr w:type="spellStart"/>
+      <w:r>
+        <w:rPr>
+          <w:color w:val="00B050"/>
+        </w:rPr>
+        <w:t>Date</w:t>
+      </w:r>
+      <w:proofErr w:type="spellEnd"/>
+      <w:r>
+        <w:rPr>
+          <w:color w:val="00B050"/>
+        </w:rPr>
+        <w:t xml:space="preserve">'] = </w:t>
+      </w:r>
+      <w:proofErr w:type="spellStart"/>
+      <w:r>
+        <w:rPr>
+          <w:color w:val="00B050"/>
+        </w:rPr>
+        <w:t>pd.to_datetime</w:t>
+      </w:r>
+      <w:proofErr w:type="spellEnd"/>
+      <w:r>
+        <w:rPr>
+          <w:color w:val="00B050"/>
+        </w:rPr>
+        <w:t>(</w:t>
+      </w:r>
+      <w:proofErr w:type="spellStart"/>
+      <w:r>
+        <w:rPr>
+          <w:color w:val="00B050"/>
+        </w:rPr>
+        <w:t>df</w:t>
+      </w:r>
+      <w:proofErr w:type="spellEnd"/>
+      <w:r>
+        <w:rPr>
+          <w:color w:val="00B050"/>
+        </w:rPr>
+        <w:t>['</w:t>
+      </w:r>
+      <w:proofErr w:type="spellStart"/>
+      <w:r>
+        <w:rPr>
+          <w:color w:val="00B050"/>
+        </w:rPr>
+        <w:t>Date</w:t>
+      </w:r>
+      <w:proofErr w:type="spellEnd"/>
+      <w:r>
+        <w:rPr>
+          <w:color w:val="00B050"/>
+        </w:rPr>
+        <w:t>'], format='</w:t>
+      </w:r>
+      <w:proofErr w:type="spellStart"/>
+      <w:r>
+        <w:rPr>
+          <w:color w:val="00B050"/>
+        </w:rPr>
+        <w:t>mixed</w:t>
+      </w:r>
+      <w:proofErr w:type="spellEnd"/>
+      <w:r>
+        <w:rPr>
+          <w:color w:val="00B050"/>
+        </w:rPr>
+        <w:t xml:space="preserve">') </w:t>
+      </w:r>
+      <w:r>
+        <w:t xml:space="preserve">- zmienia datę w kolumnie </w:t>
+      </w:r>
+      <w:proofErr w:type="spellStart"/>
+      <w:r>
+        <w:t>Date</w:t>
+      </w:r>
+      <w:proofErr w:type="spellEnd"/>
+      <w:r>
+        <w:t xml:space="preserve"> na odpowiedni format</w:t>
+      </w:r>
+    </w:p>
+    <w:p>
+      <w:pPr>
+        <w:pStyle w:val="NoSpacing"/>
+      </w:pPr>
+    </w:p>
+    <w:p>
+      <w:pPr>
+        <w:pStyle w:val="NoSpacing"/>
+      </w:pPr>
+      <w:proofErr w:type="spellStart"/>
+      <w:r>
+        <w:rPr>
+          <w:b/>
+          <w:bCs/>
+          <w:color w:val="00B050"/>
+        </w:rPr>
+        <w:t>d.Timestamp</w:t>
+      </w:r>
+      <w:proofErr w:type="spellEnd"/>
+      <w:r>
+        <w:rPr>
+          <w:b/>
+          <w:bCs/>
+          <w:color w:val="00B050"/>
+        </w:rPr>
+        <w:t>("2001-07-12")</w:t>
       </w:r>
       <w:r>
         <w:t xml:space="preserve"> – tak trzeba zapisać datę, np. przy dodawaniu wiersza</w:t>
@@ -2426,6 +3579,7 @@
       <w:pPr>
         <w:pStyle w:val="NoSpacing"/>
       </w:pPr>
+      <w:proofErr w:type="spellStart"/>
       <w:r>
         <w:rPr>
           <w:color w:val="00B050"/>
@@ -2438,7 +3592,34 @@
           <w:bCs/>
           <w:color w:val="00B050"/>
         </w:rPr>
-        <w:t>loc[x, 'Nazwa_kolumny'] = y</w:t>
+        <w:t>loc</w:t>
+      </w:r>
+      <w:proofErr w:type="spellEnd"/>
+      <w:r>
+        <w:rPr>
+          <w:b/>
+          <w:bCs/>
+          <w:color w:val="00B050"/>
+        </w:rPr>
+        <w:t>[x, '</w:t>
+      </w:r>
+      <w:proofErr w:type="spellStart"/>
+      <w:r>
+        <w:rPr>
+          <w:b/>
+          <w:bCs/>
+          <w:color w:val="00B050"/>
+        </w:rPr>
+        <w:t>Nazwa_kolumny</w:t>
+      </w:r>
+      <w:proofErr w:type="spellEnd"/>
+      <w:r>
+        <w:rPr>
+          <w:b/>
+          <w:bCs/>
+          <w:color w:val="00B050"/>
+        </w:rPr>
+        <w:t>'] = y</w:t>
       </w:r>
       <w:r>
         <w:t xml:space="preserve"> </w:t>
@@ -2459,11 +3640,33 @@
       <w:pPr>
         <w:pStyle w:val="NoSpacing"/>
       </w:pPr>
-      <w:r>
-        <w:rPr>
-          <w:color w:val="00B050"/>
-        </w:rPr>
-        <w:t xml:space="preserve">print(df.duplicated()) </w:t>
+      <w:proofErr w:type="spellStart"/>
+      <w:r>
+        <w:rPr>
+          <w:color w:val="00B050"/>
+        </w:rPr>
+        <w:t>print</w:t>
+      </w:r>
+      <w:proofErr w:type="spellEnd"/>
+      <w:r>
+        <w:rPr>
+          <w:color w:val="00B050"/>
+        </w:rPr>
+        <w:t>(</w:t>
+      </w:r>
+      <w:proofErr w:type="spellStart"/>
+      <w:r>
+        <w:rPr>
+          <w:color w:val="00B050"/>
+        </w:rPr>
+        <w:t>df.duplicated</w:t>
+      </w:r>
+      <w:proofErr w:type="spellEnd"/>
+      <w:r>
+        <w:rPr>
+          <w:color w:val="00B050"/>
+        </w:rPr>
+        <w:t xml:space="preserve">()) </w:t>
       </w:r>
       <w:r>
         <w:rPr>
@@ -2487,12 +3690,37 @@
           <w:lang w:val="en-GB"/>
         </w:rPr>
       </w:pPr>
-      <w:r>
-        <w:rPr>
-          <w:color w:val="00B050"/>
-          <w:lang w:val="en-GB"/>
-        </w:rPr>
-        <w:t xml:space="preserve">df.drop_duplicates(inplace = True) </w:t>
+      <w:proofErr w:type="spellStart"/>
+      <w:r>
+        <w:rPr>
+          <w:color w:val="00B050"/>
+          <w:lang w:val="en-GB"/>
+        </w:rPr>
+        <w:t>df.drop_duplicates</w:t>
+      </w:r>
+      <w:proofErr w:type="spellEnd"/>
+      <w:r>
+        <w:rPr>
+          <w:color w:val="00B050"/>
+          <w:lang w:val="en-GB"/>
+        </w:rPr>
+        <w:t>(</w:t>
+      </w:r>
+      <w:proofErr w:type="spellStart"/>
+      <w:r>
+        <w:rPr>
+          <w:color w:val="00B050"/>
+          <w:lang w:val="en-GB"/>
+        </w:rPr>
+        <w:t>inplace</w:t>
+      </w:r>
+      <w:proofErr w:type="spellEnd"/>
+      <w:r>
+        <w:rPr>
+          <w:color w:val="00B050"/>
+          <w:lang w:val="en-GB"/>
+        </w:rPr>
+        <w:t xml:space="preserve"> = True) </w:t>
       </w:r>
       <w:r>
         <w:rPr>
@@ -2500,12 +3728,56 @@
         </w:rPr>
         <w:t xml:space="preserve">- </w:t>
       </w:r>
-      <w:r>
-        <w:rPr>
-          <w:lang w:val="en-GB"/>
-        </w:rPr>
-        <w:t>usuwa wiersze bedace duplikatami</w:t>
-      </w:r>
+      <w:proofErr w:type="spellStart"/>
+      <w:r>
+        <w:rPr>
+          <w:lang w:val="en-GB"/>
+        </w:rPr>
+        <w:t>usuwa</w:t>
+      </w:r>
+      <w:proofErr w:type="spellEnd"/>
+      <w:r>
+        <w:rPr>
+          <w:lang w:val="en-GB"/>
+        </w:rPr>
+        <w:t xml:space="preserve"> </w:t>
+      </w:r>
+      <w:proofErr w:type="spellStart"/>
+      <w:r>
+        <w:rPr>
+          <w:lang w:val="en-GB"/>
+        </w:rPr>
+        <w:t>wiersze</w:t>
+      </w:r>
+      <w:proofErr w:type="spellEnd"/>
+      <w:r>
+        <w:rPr>
+          <w:lang w:val="en-GB"/>
+        </w:rPr>
+        <w:t xml:space="preserve"> </w:t>
+      </w:r>
+      <w:proofErr w:type="spellStart"/>
+      <w:r>
+        <w:rPr>
+          <w:lang w:val="en-GB"/>
+        </w:rPr>
+        <w:t>bedace</w:t>
+      </w:r>
+      <w:proofErr w:type="spellEnd"/>
+      <w:r>
+        <w:rPr>
+          <w:lang w:val="en-GB"/>
+        </w:rPr>
+        <w:t xml:space="preserve"> </w:t>
+      </w:r>
+      <w:proofErr w:type="spellStart"/>
+      <w:r>
+        <w:rPr>
+          <w:lang w:val="en-GB"/>
+        </w:rPr>
+        <w:t>duplikatami</w:t>
+      </w:r>
+      <w:proofErr w:type="spellEnd"/>
     </w:p>
     <w:p>
       <w:pPr>
@@ -2553,11 +3825,19 @@
       <w:pPr>
         <w:pStyle w:val="NoSpacing"/>
       </w:pPr>
-      <w:r>
-        <w:rPr>
-          <w:color w:val="00B050"/>
-        </w:rPr>
-        <w:t>df.corr()</w:t>
+      <w:proofErr w:type="spellStart"/>
+      <w:r>
+        <w:rPr>
+          <w:color w:val="00B050"/>
+        </w:rPr>
+        <w:t>df.corr</w:t>
+      </w:r>
+      <w:proofErr w:type="spellEnd"/>
+      <w:r>
+        <w:rPr>
+          <w:color w:val="00B050"/>
+        </w:rPr>
+        <w:t>()</w:t>
       </w:r>
       <w:r>
         <w:t xml:space="preserve"> - </w:t>
@@ -2566,7 +3846,15 @@
         <w:t>pokazuje korelacje między wszystkimi parami obserwacji w kolumnach</w:t>
       </w:r>
       <w:r>
-        <w:t>, dokładniej df.corr():</w:t>
+        <w:t xml:space="preserve">, dokładniej </w:t>
+      </w:r>
+      <w:proofErr w:type="spellStart"/>
+      <w:r>
+        <w:t>df.corr</w:t>
+      </w:r>
+      <w:proofErr w:type="spellEnd"/>
+      <w:r>
+        <w:t>():</w:t>
       </w:r>
     </w:p>
     <w:p>
@@ -2578,7 +3866,23 @@
         </w:numPr>
       </w:pPr>
       <w:r>
-        <w:t>bierze tylko kolumny numeryczne (int, float)</w:t>
+        <w:t>bierze tylko kolumny numeryczne (</w:t>
+      </w:r>
+      <w:proofErr w:type="spellStart"/>
+      <w:r>
+        <w:t>int</w:t>
+      </w:r>
+      <w:proofErr w:type="spellEnd"/>
+      <w:r>
+        <w:t xml:space="preserve">, </w:t>
+      </w:r>
+      <w:proofErr w:type="spellStart"/>
+      <w:r>
+        <w:t>float</w:t>
+      </w:r>
+      <w:proofErr w:type="spellEnd"/>
+      <w:r>
+        <w:t>)</w:t>
       </w:r>
     </w:p>
     <w:p>
@@ -2602,7 +3906,15 @@
         </w:numPr>
       </w:pPr>
       <w:r>
-        <w:t>zwraca nowy DataFrame, gdzie:</w:t>
+        <w:t xml:space="preserve">zwraca nowy </w:t>
+      </w:r>
+      <w:proofErr w:type="spellStart"/>
+      <w:r>
+        <w:t>DataFrame</w:t>
+      </w:r>
+      <w:proofErr w:type="spellEnd"/>
+      <w:r>
+        <w:t>, gdzie:</w:t>
       </w:r>
     </w:p>
     <w:p>
@@ -2700,77 +4012,168 @@
     <w:p>
       <w:pPr>
         <w:pStyle w:val="NoSpacing"/>
-      </w:pPr>
-      <w:r>
-        <w:rPr>
-          <w:color w:val="00B050"/>
-        </w:rPr>
-        <w:t xml:space="preserve">import matplotlib.pyplot as plt </w:t>
-      </w:r>
-      <w:r>
-        <w:t>– biblioteka do wykresów</w:t>
-      </w:r>
-    </w:p>
-    <w:p>
-      <w:pPr>
-        <w:pStyle w:val="NoSpacing"/>
-      </w:pPr>
-    </w:p>
-    <w:p>
-      <w:pPr>
-        <w:pStyle w:val="NoSpacing"/>
-        <w:rPr>
-          <w:color w:val="00B050"/>
-          <w:lang w:val="en-GB"/>
-        </w:rPr>
-      </w:pPr>
-      <w:r>
-        <w:rPr>
-          <w:color w:val="00B050"/>
-          <w:lang w:val="en-GB"/>
-        </w:rPr>
-        <w:t>df.plot()</w:t>
-      </w:r>
-    </w:p>
-    <w:p>
-      <w:pPr>
-        <w:pStyle w:val="NoSpacing"/>
-        <w:rPr>
-          <w:color w:val="00B050"/>
-          <w:lang w:val="en-GB"/>
-        </w:rPr>
-      </w:pPr>
-    </w:p>
-    <w:p>
-      <w:pPr>
-        <w:pStyle w:val="NoSpacing"/>
-        <w:rPr>
-          <w:color w:val="00B050"/>
-          <w:lang w:val="en-GB"/>
-        </w:rPr>
-      </w:pPr>
-      <w:r>
-        <w:rPr>
-          <w:color w:val="00B050"/>
-          <w:lang w:val="en-GB"/>
-        </w:rPr>
-        <w:t>plt.show()</w:t>
-      </w:r>
-    </w:p>
-    <w:p>
-      <w:pPr>
-        <w:pStyle w:val="NoSpacing"/>
-        <w:rPr>
-          <w:lang w:val="en-GB"/>
-        </w:rPr>
-      </w:pPr>
+        <w:rPr>
+          <w:lang w:val="en-GB"/>
+        </w:rPr>
+      </w:pPr>
+      <w:r>
+        <w:rPr>
+          <w:color w:val="00B050"/>
+          <w:lang w:val="en-GB"/>
+        </w:rPr>
+        <w:t xml:space="preserve">import </w:t>
+      </w:r>
+      <w:proofErr w:type="spellStart"/>
+      <w:r>
+        <w:rPr>
+          <w:color w:val="00B050"/>
+          <w:lang w:val="en-GB"/>
+        </w:rPr>
+        <w:t>matplotlib.pyplot</w:t>
+      </w:r>
+      <w:proofErr w:type="spellEnd"/>
+      <w:r>
+        <w:rPr>
+          <w:color w:val="00B050"/>
+          <w:lang w:val="en-GB"/>
+        </w:rPr>
+        <w:t xml:space="preserve"> as </w:t>
+      </w:r>
+      <w:proofErr w:type="spellStart"/>
+      <w:r>
+        <w:rPr>
+          <w:color w:val="00B050"/>
+          <w:lang w:val="en-GB"/>
+        </w:rPr>
+        <w:t>plt</w:t>
+      </w:r>
+      <w:proofErr w:type="spellEnd"/>
+      <w:r>
+        <w:rPr>
+          <w:color w:val="00B050"/>
+          <w:lang w:val="en-GB"/>
+        </w:rPr>
+        <w:t xml:space="preserve"> </w:t>
+      </w:r>
+      <w:r>
+        <w:rPr>
+          <w:lang w:val="en-GB"/>
+        </w:rPr>
+        <w:t xml:space="preserve">– </w:t>
+      </w:r>
+      <w:proofErr w:type="spellStart"/>
+      <w:r>
+        <w:rPr>
+          <w:lang w:val="en-GB"/>
+        </w:rPr>
+        <w:t>biblioteka</w:t>
+      </w:r>
+      <w:proofErr w:type="spellEnd"/>
+      <w:r>
+        <w:rPr>
+          <w:lang w:val="en-GB"/>
+        </w:rPr>
+        <w:t xml:space="preserve"> do </w:t>
+      </w:r>
+      <w:proofErr w:type="spellStart"/>
+      <w:r>
+        <w:rPr>
+          <w:lang w:val="en-GB"/>
+        </w:rPr>
+        <w:t>wykresów</w:t>
+      </w:r>
+      <w:proofErr w:type="spellEnd"/>
+    </w:p>
+    <w:p>
+      <w:pPr>
+        <w:pStyle w:val="NoSpacing"/>
+        <w:rPr>
+          <w:lang w:val="en-GB"/>
+        </w:rPr>
+      </w:pPr>
+    </w:p>
+    <w:p>
+      <w:pPr>
+        <w:pStyle w:val="NoSpacing"/>
+        <w:rPr>
+          <w:color w:val="00B050"/>
+          <w:lang w:val="en-GB"/>
+        </w:rPr>
+      </w:pPr>
+      <w:proofErr w:type="spellStart"/>
+      <w:r>
+        <w:rPr>
+          <w:color w:val="00B050"/>
+          <w:lang w:val="en-GB"/>
+        </w:rPr>
+        <w:t>df.plot</w:t>
+      </w:r>
+      <w:proofErr w:type="spellEnd"/>
+      <w:r>
+        <w:rPr>
+          <w:color w:val="00B050"/>
+          <w:lang w:val="en-GB"/>
+        </w:rPr>
+        <w:t>()</w:t>
+      </w:r>
+    </w:p>
+    <w:p>
+      <w:pPr>
+        <w:pStyle w:val="NoSpacing"/>
+        <w:rPr>
+          <w:color w:val="00B050"/>
+          <w:lang w:val="en-GB"/>
+        </w:rPr>
+      </w:pPr>
+    </w:p>
+    <w:p>
+      <w:pPr>
+        <w:pStyle w:val="NoSpacing"/>
+        <w:rPr>
+          <w:color w:val="00B050"/>
+          <w:lang w:val="en-GB"/>
+        </w:rPr>
+      </w:pPr>
+      <w:proofErr w:type="spellStart"/>
+      <w:r>
+        <w:rPr>
+          <w:color w:val="00B050"/>
+          <w:lang w:val="en-GB"/>
+        </w:rPr>
+        <w:t>plt.show</w:t>
+      </w:r>
+      <w:proofErr w:type="spellEnd"/>
+      <w:r>
+        <w:rPr>
+          <w:color w:val="00B050"/>
+          <w:lang w:val="en-GB"/>
+        </w:rPr>
+        <w:t>()</w:t>
+      </w:r>
+    </w:p>
+    <w:p>
+      <w:pPr>
+        <w:pStyle w:val="NoSpacing"/>
+        <w:rPr>
+          <w:lang w:val="en-GB"/>
+        </w:rPr>
+      </w:pPr>
+      <w:proofErr w:type="spellStart"/>
       <w:r>
         <w:rPr>
           <w:color w:val="00B050"/>
           <w:lang w:val="en-GB"/>
         </w:rPr>
         <w:lastRenderedPageBreak/>
-        <w:t>data.plot(kind = '</w:t>
+        <w:t>data.plot</w:t>
+      </w:r>
+      <w:proofErr w:type="spellEnd"/>
+      <w:r>
+        <w:rPr>
+          <w:color w:val="00B050"/>
+          <w:lang w:val="en-GB"/>
+        </w:rPr>
+        <w:t>(kind = '</w:t>
       </w:r>
       <w:r>
         <w:rPr>
@@ -2792,14 +4195,56 @@
         <w:rPr>
           <w:lang w:val="en-GB"/>
         </w:rPr>
-        <w:t xml:space="preserve">– scatter wymaga zdefiniowania </w:t>
+        <w:t xml:space="preserve">– scatter </w:t>
+      </w:r>
+      <w:proofErr w:type="spellStart"/>
+      <w:r>
+        <w:rPr>
+          <w:lang w:val="en-GB"/>
+        </w:rPr>
+        <w:t>wymaga</w:t>
+      </w:r>
+      <w:proofErr w:type="spellEnd"/>
+      <w:r>
+        <w:rPr>
+          <w:lang w:val="en-GB"/>
+        </w:rPr>
+        <w:t xml:space="preserve"> </w:t>
+      </w:r>
+      <w:proofErr w:type="spellStart"/>
+      <w:r>
+        <w:rPr>
+          <w:lang w:val="en-GB"/>
+        </w:rPr>
+        <w:t>zdefiniowania</w:t>
+      </w:r>
+      <w:proofErr w:type="spellEnd"/>
+      <w:r>
+        <w:rPr>
+          <w:lang w:val="en-GB"/>
+        </w:rPr>
+        <w:t xml:space="preserve"> </w:t>
       </w:r>
       <w:r>
         <w:rPr>
           <w:lang w:val="en-GB"/>
         </w:rPr>
         <w:br/>
-        <w:t>x oraz y</w:t>
+        <w:t xml:space="preserve">x </w:t>
+      </w:r>
+      <w:proofErr w:type="spellStart"/>
+      <w:r>
+        <w:rPr>
+          <w:lang w:val="en-GB"/>
+        </w:rPr>
+        <w:t>oraz</w:t>
+      </w:r>
+      <w:proofErr w:type="spellEnd"/>
+      <w:r>
+        <w:rPr>
+          <w:lang w:val="en-GB"/>
+        </w:rPr>
+        <w:t xml:space="preserve"> y</w:t>
       </w:r>
     </w:p>
     <w:p>
@@ -2892,8 +4337,30 @@
         <w:rPr>
           <w:lang w:val="en-GB"/>
         </w:rPr>
-        <w:t xml:space="preserve"> – wykres liniowy</w:t>
-      </w:r>
+        <w:t xml:space="preserve"> – </w:t>
+      </w:r>
+      <w:proofErr w:type="spellStart"/>
+      <w:r>
+        <w:rPr>
+          <w:lang w:val="en-GB"/>
+        </w:rPr>
+        <w:t>wykres</w:t>
+      </w:r>
+      <w:proofErr w:type="spellEnd"/>
+      <w:r>
+        <w:rPr>
+          <w:lang w:val="en-GB"/>
+        </w:rPr>
+        <w:t xml:space="preserve"> </w:t>
+      </w:r>
+      <w:proofErr w:type="spellStart"/>
+      <w:r>
+        <w:rPr>
+          <w:lang w:val="en-GB"/>
+        </w:rPr>
+        <w:t>liniowy</w:t>
+      </w:r>
+      <w:proofErr w:type="spellEnd"/>
     </w:p>
     <w:p>
       <w:pPr>
@@ -2909,11 +4376,19 @@
         <w:pStyle w:val="NoSpacing"/>
         <w:ind w:left="708"/>
       </w:pPr>
-      <w:r>
-        <w:rPr>
-          <w:color w:val="00B050"/>
-        </w:rPr>
-        <w:t>kind = ‘</w:t>
+      <w:proofErr w:type="spellStart"/>
+      <w:r>
+        <w:rPr>
+          <w:color w:val="00B050"/>
+        </w:rPr>
+        <w:t>kind</w:t>
+      </w:r>
+      <w:proofErr w:type="spellEnd"/>
+      <w:r>
+        <w:rPr>
+          <w:color w:val="00B050"/>
+        </w:rPr>
+        <w:t xml:space="preserve"> = ‘</w:t>
       </w:r>
       <w:r>
         <w:rPr>
@@ -2944,9 +4419,6 @@
     <w:p>
       <w:pPr>
         <w:pStyle w:val="NoSpacing"/>
-        <w:rPr>
-          <w:lang w:val="en-GB"/>
-        </w:rPr>
       </w:pPr>
     </w:p>
     <w:sectPr>
